--- a/docs/05_SEGURIDAD/Analisis_Seguridad.docx
+++ b/docs/05_SEGURIDAD/Analisis_Seguridad.docx
@@ -2,160 +2,15 @@
 <file path=word/document.xml><?xml version="1.0" encoding="utf-8"?>
 <w:document xmlns:w="http://schemas.openxmlformats.org/wordprocessingml/2006/main" xmlns:m="http://schemas.openxmlformats.org/officeDocument/2006/math" xmlns:r="http://schemas.openxmlformats.org/officeDocument/2006/relationships" xmlns:o="urn:schemas-microsoft-com:office:office" xmlns:v="urn:schemas-microsoft-com:vml" xmlns:w10="urn:schemas-microsoft-com:office:word" xmlns:a="http://schemas.openxmlformats.org/drawingml/2006/main" xmlns:pic="http://schemas.openxmlformats.org/drawingml/2006/picture" xmlns:wp="http://schemas.openxmlformats.org/drawingml/2006/wordprocessingDrawing">
   <w:body>
-    <w:p>
-      <w:pPr>
-        <w:pStyle w:val="Title"/>
-      </w:pPr>
-      <w:r>
-        <w:t xml:space="preserve">Analisis</w:t>
-      </w:r>
-      <w:r>
-        <w:t xml:space="preserve"> </w:t>
-      </w:r>
-      <w:r>
-        <w:t xml:space="preserve">de</w:t>
-      </w:r>
-      <w:r>
-        <w:t xml:space="preserve"> </w:t>
-      </w:r>
-      <w:r>
-        <w:t xml:space="preserve">seguridad</w:t>
-      </w:r>
-    </w:p>
-    <w:p>
-      <w:pPr>
-        <w:pStyle w:val="Subtitle"/>
-      </w:pPr>
-      <w:r>
-        <w:t xml:space="preserve">Total</w:t>
-      </w:r>
-      <w:r>
-        <w:t xml:space="preserve"> </w:t>
-      </w:r>
-      <w:r>
-        <w:t xml:space="preserve">Secure</w:t>
-      </w:r>
-      <w:r>
-        <w:t xml:space="preserve"> </w:t>
-      </w:r>
-      <w:r>
-        <w:t xml:space="preserve">App</w:t>
-      </w:r>
-    </w:p>
-    <w:p>
-      <w:pPr>
-        <w:pStyle w:val="Author"/>
-      </w:pPr>
-      <w:r>
-        <w:t xml:space="preserve">Auditoria</w:t>
-      </w:r>
-      <w:r>
-        <w:t xml:space="preserve"> </w:t>
-      </w:r>
-      <w:r>
-        <w:t xml:space="preserve">tecnica</w:t>
-      </w:r>
-      <w:r>
-        <w:t xml:space="preserve"> </w:t>
-      </w:r>
-      <w:r>
-        <w:t xml:space="preserve">—</w:t>
-      </w:r>
-      <w:r>
-        <w:t xml:space="preserve"> </w:t>
-      </w:r>
-      <w:r>
-        <w:t xml:space="preserve">Total</w:t>
-      </w:r>
-      <w:r>
-        <w:t xml:space="preserve"> </w:t>
-      </w:r>
-      <w:r>
-        <w:t xml:space="preserve">Pacific</w:t>
-      </w:r>
-      <w:r>
-        <w:t xml:space="preserve"> </w:t>
-      </w:r>
-      <w:r>
-        <w:t xml:space="preserve">Group</w:t>
-      </w:r>
-    </w:p>
-    <w:p>
-      <w:pPr>
-        <w:pStyle w:val="Date"/>
-      </w:pPr>
-      <w:r>
-        <w:t xml:space="preserve">Version</w:t>
-      </w:r>
-      <w:r>
-        <w:t xml:space="preserve"> </w:t>
-      </w:r>
-      <w:r>
-        <w:t xml:space="preserve">1.1</w:t>
-      </w:r>
-      <w:r>
-        <w:t xml:space="preserve"> </w:t>
-      </w:r>
-      <w:r>
-        <w:t xml:space="preserve">·</w:t>
-      </w:r>
-      <w:r>
-        <w:t xml:space="preserve"> </w:t>
-      </w:r>
-      <w:r>
-        <w:t xml:space="preserve">15</w:t>
-      </w:r>
-      <w:r>
-        <w:t xml:space="preserve"> </w:t>
-      </w:r>
-      <w:r>
-        <w:t xml:space="preserve">de</w:t>
-      </w:r>
-      <w:r>
-        <w:t xml:space="preserve"> </w:t>
-      </w:r>
-      <w:r>
-        <w:t xml:space="preserve">septiembre</w:t>
-      </w:r>
-      <w:r>
-        <w:t xml:space="preserve"> </w:t>
-      </w:r>
-      <w:r>
-        <w:t xml:space="preserve">de</w:t>
-      </w:r>
-      <w:r>
-        <w:t xml:space="preserve"> </w:t>
-      </w:r>
-      <w:r>
-        <w:t xml:space="preserve">2026</w:t>
-      </w:r>
-    </w:p>
-    <w:sdt>
-      <w:sdtPr>
-        <w:docPartObj>
-          <w:docPartGallery w:val="Table of Contents"/>
-          <w:docPartUnique/>
-        </w:docPartObj>
-      </w:sdtPr>
-      <w:sdtContent>
-        <w:p>
-          <w:pPr>
-            <w:pStyle w:val="TOCHeading"/>
-          </w:pPr>
-          <w:r>
-            <w:t xml:space="preserve">Table of Contents</w:t>
-          </w:r>
-        </w:p>
-        <w:p>
-          <w:r>
-            <w:fldChar w:fldCharType="begin" w:dirty="true"/>
-            <w:instrText xml:space="preserve">TOC \o "1-3" \h \z \u</w:instrText>
-            <w:fldChar w:fldCharType="separate"/>
-            <w:fldChar w:fldCharType="end"/>
-          </w:r>
-        </w:p>
-      </w:sdtContent>
-    </w:sdt>
+    <w:bookmarkStart w:id="40" w:name="analisis-de-seguridad"/>
+    <w:p>
+      <w:pPr>
+        <w:pStyle w:val="Heading1"/>
+      </w:pPr>
+      <w:r>
+        <w:t xml:space="preserve">Analisis de seguridad</w:t>
+      </w:r>
+    </w:p>
     <w:p>
       <w:pPr>
         <w:pStyle w:val="FirstParagraph"/>
@@ -244,15 +99,6 @@
       <w:pPr>
         <w:pStyle w:val="Heading2"/>
       </w:pPr>
-      <w:r>
-        <w:rPr>
-          <w:rStyle w:val="SectionNumber"/>
-        </w:rPr>
-        <w:t xml:space="preserve">0.1</w:t>
-      </w:r>
-      <w:r>
-        <w:tab/>
-      </w:r>
       <w:r>
         <w:t xml:space="preserve">⚠️ Revision ampliada del 2026-09-15 (segunda pasada)</w:t>
       </w:r>
@@ -302,15 +148,6 @@
       <w:pPr>
         <w:pStyle w:val="Heading2"/>
       </w:pPr>
-      <w:r>
-        <w:rPr>
-          <w:rStyle w:val="SectionNumber"/>
-        </w:rPr>
-        <w:t xml:space="preserve">0.2</w:t>
-      </w:r>
-      <w:r>
-        <w:tab/>
-      </w:r>
       <w:r>
         <w:t xml:space="preserve">Resumen</w:t>
       </w:r>
@@ -380,7 +217,13 @@
                 <w:b/>
                 <w:bCs/>
               </w:rPr>
-              <w:t xml:space="preserve">2</w:t>
+              <w:t xml:space="preserve">1</w:t>
+            </w:r>
+            <w:r>
+              <w:t xml:space="preserve"> </w:t>
+            </w:r>
+            <w:r>
+              <w:t xml:space="preserve">(eran 2; SEC-00 cerrado el 2026-09-15)</w:t>
             </w:r>
           </w:p>
         </w:tc>
@@ -497,39 +340,214 @@
         <w:pStyle w:val="Heading2"/>
       </w:pPr>
       <w:r>
-        <w:rPr>
-          <w:rStyle w:val="SectionNumber"/>
-        </w:rPr>
-        <w:t xml:space="preserve">0.3</w:t>
-      </w:r>
-      <w:r>
-        <w:tab/>
-      </w:r>
-      <w:r>
         <w:t xml:space="preserve">🔴 CRITICO</w:t>
       </w:r>
     </w:p>
-    <w:bookmarkStart w:id="22" w:name="X62044968b2be27804b1bb6d106b734abc004eba"/>
+    <w:bookmarkStart w:id="22" w:name="Xb5296b953ab17cfaa8495adc5df1112fd473cc6"/>
     <w:p>
       <w:pPr>
         <w:pStyle w:val="Heading3"/>
       </w:pPr>
       <w:r>
-        <w:rPr>
-          <w:rStyle w:val="SectionNumber"/>
-        </w:rPr>
-        <w:t xml:space="preserve">0.3.1</w:t>
-      </w:r>
-      <w:r>
-        <w:tab/>
-      </w:r>
-      <w:r>
-        <w:t xml:space="preserve">SEC-00 — Toma de cuentas: cambio de contrasena sin autenticacion ni token</w:t>
+        <w:t xml:space="preserve">SEC-00 — ✅ RESUELTO el 2026-09-15 — Toma de cuentas sin autenticacion ni token</w:t>
+      </w:r>
+    </w:p>
+    <w:p>
+      <w:pPr>
+        <w:pStyle w:val="BlockText"/>
+      </w:pPr>
+      <w:r>
+        <w:rPr>
+          <w:b/>
+          <w:bCs/>
+        </w:rPr>
+        <w:t xml:space="preserve">Estado: cerrado.</w:t>
+      </w:r>
+      <w:r>
+        <w:t xml:space="preserve"> </w:t>
+      </w:r>
+      <w:r>
+        <w:t xml:space="preserve">El codigo ahora se genera con</w:t>
+      </w:r>
+      <w:r>
+        <w:t xml:space="preserve"> </w:t>
+      </w:r>
+      <w:r>
+        <w:rPr>
+          <w:rStyle w:val="VerbatimChar"/>
+        </w:rPr>
+        <w:t xml:space="preserve">random_bytes</w:t>
+      </w:r>
+      <w:r>
+        <w:t xml:space="preserve">, se guarda</w:t>
+      </w:r>
+      <w:r>
+        <w:t xml:space="preserve"> </w:t>
+      </w:r>
+      <w:r>
+        <w:t xml:space="preserve">hasheado, vence a los 30 minutos, sirve una sola vez, se invalida al quinto</w:t>
+      </w:r>
+      <w:r>
+        <w:t xml:space="preserve"> </w:t>
+      </w:r>
+      <w:r>
+        <w:t xml:space="preserve">intento fallido y se compara con</w:t>
+      </w:r>
+      <w:r>
+        <w:t xml:space="preserve"> </w:t>
+      </w:r>
+      <w:r>
+        <w:rPr>
+          <w:rStyle w:val="VerbatimChar"/>
+        </w:rPr>
+        <w:t xml:space="preserve">hash_equals</w:t>
+      </w:r>
+      <w:r>
+        <w:t xml:space="preserve">. Ya no vuelve en la respuesta, y</w:t>
+      </w:r>
+      <w:r>
+        <w:t xml:space="preserve"> </w:t>
+      </w:r>
+      <w:r>
+        <w:t xml:space="preserve">esta responde lo mismo exista o no la cedula.</w:t>
+      </w:r>
+      <w:r>
+        <w:t xml:space="preserve"> </w:t>
+      </w:r>
+      <w:r>
+        <w:rPr>
+          <w:b/>
+          <w:bCs/>
+        </w:rPr>
+        <w:t xml:space="preserve">El portal web tenia el mismo</w:t>
+      </w:r>
+      <w:r>
+        <w:rPr>
+          <w:b/>
+          <w:bCs/>
+        </w:rPr>
+        <w:t xml:space="preserve"> </w:t>
+      </w:r>
+      <w:r>
+        <w:rPr>
+          <w:b/>
+          <w:bCs/>
+        </w:rPr>
+        <w:t xml:space="preserve">agujero</w:t>
+      </w:r>
+      <w:r>
+        <w:t xml:space="preserve"> </w:t>
+      </w:r>
+      <w:r>
+        <w:t xml:space="preserve">(</w:t>
+      </w:r>
+      <w:r>
+        <w:rPr>
+          <w:rStyle w:val="VerbatimChar"/>
+        </w:rPr>
+        <w:t xml:space="preserve">POST /acceso/procesar_cambiopass</w:t>
+      </w:r>
+      <w:r>
+        <w:t xml:space="preserve"> </w:t>
+      </w:r>
+      <w:r>
+        <w:t xml:space="preserve">tomaba el</w:t>
+      </w:r>
+      <w:r>
+        <w:t xml:space="preserve"> </w:t>
+      </w:r>
+      <w:r>
+        <w:rPr>
+          <w:rStyle w:val="VerbatimChar"/>
+        </w:rPr>
+        <w:t xml:space="preserve">user_id</w:t>
+      </w:r>
+      <w:r>
+        <w:t xml:space="preserve"> </w:t>
+      </w:r>
+      <w:r>
+        <w:t xml:space="preserve">del</w:t>
+      </w:r>
+      <w:r>
+        <w:t xml:space="preserve"> </w:t>
+      </w:r>
+      <w:r>
+        <w:t xml:space="preserve">formulario) y tambien se cerro: ahora el usuario autorizado vive en la sesion.</w:t>
+      </w:r>
+      <w:r>
+        <w:t xml:space="preserve"> </w:t>
+      </w:r>
+      <w:r>
+        <w:t xml:space="preserve">15 tests lo cubren, incluidos los dos que reproducen el agujero original.</w:t>
+      </w:r>
+    </w:p>
+    <w:p>
+      <w:pPr>
+        <w:pStyle w:val="BlockText"/>
+      </w:pPr>
+      <w:r>
+        <w:t xml:space="preserve">⚠️ Efecto operativo:</w:t>
+      </w:r>
+      <w:r>
+        <w:t xml:space="preserve"> </w:t>
+      </w:r>
+      <w:r>
+        <w:rPr>
+          <w:b/>
+          <w:bCs/>
+        </w:rPr>
+        <w:t xml:space="preserve">el autoservicio de recuperacion queda sin efecto hasta</w:t>
+      </w:r>
+      <w:r>
+        <w:rPr>
+          <w:b/>
+          <w:bCs/>
+        </w:rPr>
+        <w:t xml:space="preserve"> </w:t>
+      </w:r>
+      <w:r>
+        <w:rPr>
+          <w:b/>
+          <w:bCs/>
+        </w:rPr>
+        <w:t xml:space="preserve">que se configure un canal de entrega</w:t>
+      </w:r>
+      <w:r>
+        <w:t xml:space="preserve"> </w:t>
+      </w:r>
+      <w:r>
+        <w:t xml:space="preserve">(SMTP o WhatsApp) en</w:t>
+      </w:r>
+      <w:r>
+        <w:t xml:space="preserve"> </w:t>
+      </w:r>
+      <w:r>
+        <w:rPr>
+          <w:rStyle w:val="VerbatimChar"/>
+        </w:rPr>
+        <w:t xml:space="preserve">/admin/configuracion</w:t>
+      </w:r>
+      <w:r>
+        <w:t xml:space="preserve">.</w:t>
+      </w:r>
+      <w:r>
+        <w:t xml:space="preserve"> </w:t>
+      </w:r>
+      <w:r>
+        <w:t xml:space="preserve">Mientras tanto el supervisor cambia la clave desde el panel.</w:t>
       </w:r>
     </w:p>
     <w:p>
       <w:pPr>
         <w:pStyle w:val="FirstParagraph"/>
+      </w:pPr>
+      <w:r>
+        <w:t xml:space="preserve">El hallazgo original, para referencia:</w:t>
+      </w:r>
+    </w:p>
+    <w:p>
+      <w:pPr>
+        <w:pStyle w:val="BodyText"/>
       </w:pPr>
       <w:r>
         <w:rPr>
@@ -1216,15 +1234,6 @@
         <w:pStyle w:val="Heading3"/>
       </w:pPr>
       <w:r>
-        <w:rPr>
-          <w:rStyle w:val="SectionNumber"/>
-        </w:rPr>
-        <w:t xml:space="preserve">0.3.2</w:t>
-      </w:r>
-      <w:r>
-        <w:tab/>
-      </w:r>
-      <w:r>
         <w:t xml:space="preserve">SEC-01 — Biometria y credenciales viajando por internet en HTTP plano</w:t>
       </w:r>
     </w:p>
@@ -1620,15 +1629,6 @@
         <w:pStyle w:val="Heading2"/>
       </w:pPr>
       <w:r>
-        <w:rPr>
-          <w:rStyle w:val="SectionNumber"/>
-        </w:rPr>
-        <w:t xml:space="preserve">0.4</w:t>
-      </w:r>
-      <w:r>
-        <w:tab/>
-      </w:r>
-      <w:r>
         <w:t xml:space="preserve">🟠 ALTO</w:t>
       </w:r>
     </w:p>
@@ -1637,15 +1637,6 @@
       <w:pPr>
         <w:pStyle w:val="Heading3"/>
       </w:pPr>
-      <w:r>
-        <w:rPr>
-          <w:rStyle w:val="SectionNumber"/>
-        </w:rPr>
-        <w:t xml:space="preserve">0.4.1</w:t>
-      </w:r>
-      <w:r>
-        <w:tab/>
-      </w:r>
       <w:r>
         <w:t xml:space="preserve">SEC-02 — El codigo fuente se monta dentro de los contenedores</w:t>
       </w:r>
@@ -1788,15 +1779,6 @@
       <w:pPr>
         <w:pStyle w:val="Heading3"/>
       </w:pPr>
-      <w:r>
-        <w:rPr>
-          <w:rStyle w:val="SectionNumber"/>
-        </w:rPr>
-        <w:t xml:space="preserve">0.4.2</w:t>
-      </w:r>
-      <w:r>
-        <w:tab/>
-      </w:r>
       <w:r>
         <w:t xml:space="preserve">SEC-03 — Keystore de firma dentro del proyecto</w:t>
       </w:r>
@@ -2202,15 +2184,6 @@
         <w:pStyle w:val="Heading2"/>
       </w:pPr>
       <w:r>
-        <w:rPr>
-          <w:rStyle w:val="SectionNumber"/>
-        </w:rPr>
-        <w:t xml:space="preserve">0.5</w:t>
-      </w:r>
-      <w:r>
-        <w:tab/>
-      </w:r>
-      <w:r>
         <w:t xml:space="preserve">🟡 MEDIO</w:t>
       </w:r>
     </w:p>
@@ -2219,15 +2192,6 @@
       <w:pPr>
         <w:pStyle w:val="Heading3"/>
       </w:pPr>
-      <w:r>
-        <w:rPr>
-          <w:rStyle w:val="SectionNumber"/>
-        </w:rPr>
-        <w:t xml:space="preserve">0.5.1</w:t>
-      </w:r>
-      <w:r>
-        <w:tab/>
-      </w:r>
       <w:r>
         <w:t xml:space="preserve">SEC-04 — Sin respaldo automatico verificado</w:t>
       </w:r>
@@ -2265,15 +2229,6 @@
         <w:pStyle w:val="Heading3"/>
       </w:pPr>
       <w:r>
-        <w:rPr>
-          <w:rStyle w:val="SectionNumber"/>
-        </w:rPr>
-        <w:t xml:space="preserve">0.5.2</w:t>
-      </w:r>
-      <w:r>
-        <w:tab/>
-      </w:r>
-      <w:r>
         <w:t xml:space="preserve">SEC-05 — Aislamiento entre instituciones sin verificar</w:t>
       </w:r>
     </w:p>
@@ -2321,52 +2276,185 @@
         <w:t xml:space="preserve">spatie/laravel-permission</w:t>
       </w:r>
       <w:r>
-        <w:t xml:space="preserve">, que es la libreria correcta, pero</w:t>
-      </w:r>
-      <w:r>
-        <w:t xml:space="preserve"> </w:t>
-      </w:r>
-      <w:r>
-        <w:rPr>
-          <w:b/>
-          <w:bCs/>
-        </w:rPr>
-        <w:t xml:space="preserve">la verificacion</w:t>
-      </w:r>
-      <w:r>
-        <w:rPr>
-          <w:b/>
-          <w:bCs/>
-        </w:rPr>
-        <w:t xml:space="preserve"> </w:t>
-      </w:r>
-      <w:r>
-        <w:rPr>
-          <w:b/>
-          <w:bCs/>
-        </w:rPr>
-        <w:t xml:space="preserve">efectiva no se ejecuto</w:t>
-      </w:r>
-      <w:r>
-        <w:t xml:space="preserve">:</w:t>
-      </w:r>
-      <w:r>
-        <w:t xml:space="preserve"> </w:t>
-      </w:r>
-      <w:r>
-        <w:rPr>
-          <w:rStyle w:val="VerbatimChar"/>
-        </w:rPr>
-        <w:t xml:space="preserve">NO DETERMINADO</w:t>
-      </w:r>
-      <w:r>
-        <w:t xml:space="preserve">. Es la prueba pendiente mas</w:t>
-      </w:r>
-      <w:r>
-        <w:t xml:space="preserve"> </w:t>
-      </w:r>
-      <w:r>
-        <w:t xml:space="preserve">importante.</w:t>
+        <w:t xml:space="preserve">, que es la libreria correcta.</w:t>
+      </w:r>
+    </w:p>
+    <w:p>
+      <w:pPr>
+        <w:pStyle w:val="BlockText"/>
+      </w:pPr>
+      <w:r>
+        <w:rPr>
+          <w:b/>
+          <w:bCs/>
+        </w:rPr>
+        <w:t xml:space="preserve">Verificado el 2026-09-15, y habia fuga.</w:t>
+      </w:r>
+      <w:r>
+        <w:t xml:space="preserve"> </w:t>
+      </w:r>
+      <w:r>
+        <w:rPr>
+          <w:rStyle w:val="VerbatimChar"/>
+        </w:rPr>
+        <w:t xml:space="preserve">RondaDetalleResource</w:t>
+      </w:r>
+      <w:r>
+        <w:t xml:space="preserve"> </w:t>
+      </w:r>
+      <w:r>
+        <w:t xml:space="preserve">e</w:t>
+      </w:r>
+      <w:r>
+        <w:t xml:space="preserve"> </w:t>
+      </w:r>
+      <w:r>
+        <w:rPr>
+          <w:rStyle w:val="VerbatimChar"/>
+        </w:rPr>
+        <w:t xml:space="preserve">InstitucionMarcadoresResource</w:t>
+      </w:r>
+      <w:r>
+        <w:t xml:space="preserve"> </w:t>
+      </w:r>
+      <w:r>
+        <w:t xml:space="preserve">filtraban</w:t>
+      </w:r>
+      <w:r>
+        <w:t xml:space="preserve"> </w:t>
+      </w:r>
+      <w:r>
+        <w:rPr>
+          <w:b/>
+          <w:bCs/>
+        </w:rPr>
+        <w:t xml:space="preserve">solo por el parametro de la URL</w:t>
+      </w:r>
+      <w:r>
+        <w:t xml:space="preserve">,</w:t>
+      </w:r>
+      <w:r>
+        <w:t xml:space="preserve"> </w:t>
+      </w:r>
+      <w:r>
+        <w:t xml:space="preserve">sin mirar el perfil. Con ids consecutivos, un Supervisor leia el detalle de las</w:t>
+      </w:r>
+      <w:r>
+        <w:t xml:space="preserve"> </w:t>
+      </w:r>
+      <w:r>
+        <w:t xml:space="preserve">rondas de otro cliente –hora, foto y coordenadas de cada punto– y en</w:t>
+      </w:r>
+      <w:r>
+        <w:t xml:space="preserve"> </w:t>
+      </w:r>
+      <w:r>
+        <w:t xml:space="preserve">marcadores, que es editable,</w:t>
+      </w:r>
+      <w:r>
+        <w:t xml:space="preserve"> </w:t>
+      </w:r>
+      <w:r>
+        <w:rPr>
+          <w:b/>
+          <w:bCs/>
+        </w:rPr>
+        <w:t xml:space="preserve">podia mover las coordenadas de los QR de otro</w:t>
+      </w:r>
+      <w:r>
+        <w:rPr>
+          <w:b/>
+          <w:bCs/>
+        </w:rPr>
+        <w:t xml:space="preserve"> </w:t>
+      </w:r>
+      <w:r>
+        <w:rPr>
+          <w:b/>
+          <w:bCs/>
+        </w:rPr>
+        <w:t xml:space="preserve">cliente</w:t>
+      </w:r>
+      <w:r>
+        <w:t xml:space="preserve">, lo que hace fallar la validacion de cercania de ese local sin dejar</w:t>
+      </w:r>
+      <w:r>
+        <w:t xml:space="preserve"> </w:t>
+      </w:r>
+      <w:r>
+        <w:t xml:space="preserve">rastro. Habia ademas una segunda via: el formulario de marcadores lleva el</w:t>
+      </w:r>
+      <w:r>
+        <w:t xml:space="preserve"> </w:t>
+      </w:r>
+      <w:r>
+        <w:t xml:space="preserve">local en un campo oculto, asi que se podia</w:t>
+      </w:r>
+      <w:r>
+        <w:t xml:space="preserve"> </w:t>
+      </w:r>
+      <w:r>
+        <w:rPr>
+          <w:b/>
+          <w:bCs/>
+        </w:rPr>
+        <w:t xml:space="preserve">crear</w:t>
+      </w:r>
+      <w:r>
+        <w:t xml:space="preserve"> </w:t>
+      </w:r>
+      <w:r>
+        <w:t xml:space="preserve">uno en un local ajeno.</w:t>
+      </w:r>
+    </w:p>
+    <w:p>
+      <w:pPr>
+        <w:pStyle w:val="BlockText"/>
+      </w:pPr>
+      <w:r>
+        <w:t xml:space="preserve">Cerrado con</w:t>
+      </w:r>
+      <w:r>
+        <w:t xml:space="preserve"> </w:t>
+      </w:r>
+      <w:r>
+        <w:rPr>
+          <w:rStyle w:val="VerbatimChar"/>
+        </w:rPr>
+        <w:t xml:space="preserve">PerfilPanel::localesVisibles()</w:t>
+      </w:r>
+      <w:r>
+        <w:t xml:space="preserve">, que resuelve los dos alcances en</w:t>
+      </w:r>
+      <w:r>
+        <w:t xml:space="preserve"> </w:t>
+      </w:r>
+      <w:r>
+        <w:t xml:space="preserve">un solo lugar, y 12 tests. El patron estaba copiado recurso por recurso:</w:t>
+      </w:r>
+      <w:r>
+        <w:t xml:space="preserve"> </w:t>
+      </w:r>
+      <w:r>
+        <w:rPr>
+          <w:b/>
+          <w:bCs/>
+        </w:rPr>
+        <w:t xml:space="preserve">el</w:t>
+      </w:r>
+      <w:r>
+        <w:rPr>
+          <w:b/>
+          <w:bCs/>
+        </w:rPr>
+        <w:t xml:space="preserve"> </w:t>
+      </w:r>
+      <w:r>
+        <w:rPr>
+          <w:b/>
+          <w:bCs/>
+        </w:rPr>
+        <w:t xml:space="preserve">agujero estaba justo donde no se habia copiado.</w:t>
       </w:r>
     </w:p>
     <w:bookmarkEnd w:id="29"/>
@@ -2375,15 +2463,6 @@
       <w:pPr>
         <w:pStyle w:val="Heading3"/>
       </w:pPr>
-      <w:r>
-        <w:rPr>
-          <w:rStyle w:val="SectionNumber"/>
-        </w:rPr>
-        <w:t xml:space="preserve">0.5.3</w:t>
-      </w:r>
-      <w:r>
-        <w:tab/>
-      </w:r>
       <w:r>
         <w:t xml:space="preserve">SEC-06 — Contenedor</w:t>
       </w:r>
@@ -2529,15 +2608,6 @@
         <w:pStyle w:val="Heading2"/>
       </w:pPr>
       <w:r>
-        <w:rPr>
-          <w:rStyle w:val="SectionNumber"/>
-        </w:rPr>
-        <w:t xml:space="preserve">0.6</w:t>
-      </w:r>
-      <w:r>
-        <w:tab/>
-      </w:r>
-      <w:r>
         <w:t xml:space="preserve">🔵 BAJO</w:t>
       </w:r>
     </w:p>
@@ -2546,15 +2616,6 @@
       <w:pPr>
         <w:pStyle w:val="Heading3"/>
       </w:pPr>
-      <w:r>
-        <w:rPr>
-          <w:rStyle w:val="SectionNumber"/>
-        </w:rPr>
-        <w:t xml:space="preserve">0.6.1</w:t>
-      </w:r>
-      <w:r>
-        <w:tab/>
-      </w:r>
       <w:r>
         <w:t xml:space="preserve">SEC-07 — MariaDB 10.4 sin soporte</w:t>
       </w:r>
@@ -2590,15 +2651,6 @@
         <w:pStyle w:val="Heading2"/>
       </w:pPr>
       <w:r>
-        <w:rPr>
-          <w:rStyle w:val="SectionNumber"/>
-        </w:rPr>
-        <w:t xml:space="preserve">0.7</w:t>
-      </w:r>
-      <w:r>
-        <w:tab/>
-      </w:r>
-      <w:r>
         <w:t xml:space="preserve">⚪ INFORMATIVO</w:t>
       </w:r>
     </w:p>
@@ -2607,15 +2659,6 @@
       <w:pPr>
         <w:pStyle w:val="Heading3"/>
       </w:pPr>
-      <w:r>
-        <w:rPr>
-          <w:rStyle w:val="SectionNumber"/>
-        </w:rPr>
-        <w:t xml:space="preserve">0.7.1</w:t>
-      </w:r>
-      <w:r>
-        <w:tab/>
-      </w:r>
       <w:r>
         <w:t xml:space="preserve">SEC-08 — PostgreSQL correctamente limitado</w:t>
       </w:r>
@@ -2662,15 +2705,6 @@
       <w:pPr>
         <w:pStyle w:val="Heading3"/>
       </w:pPr>
-      <w:r>
-        <w:rPr>
-          <w:rStyle w:val="SectionNumber"/>
-        </w:rPr>
-        <w:t xml:space="preserve">0.7.2</w:t>
-      </w:r>
-      <w:r>
-        <w:tab/>
-      </w:r>
       <w:r>
         <w:t xml:space="preserve">SEC-09 —</w:t>
       </w:r>
@@ -2724,15 +2758,6 @@
         <w:pStyle w:val="Heading2"/>
       </w:pPr>
       <w:r>
-        <w:rPr>
-          <w:rStyle w:val="SectionNumber"/>
-        </w:rPr>
-        <w:t xml:space="preserve">0.8</w:t>
-      </w:r>
-      <w:r>
-        <w:tab/>
-      </w:r>
-      <w:r>
         <w:t xml:space="preserve">✅ Hallazgo previo YA CORREGIDO — vale la pena registrarlo</w:t>
       </w:r>
     </w:p>
@@ -2979,15 +3004,6 @@
       <w:pPr>
         <w:pStyle w:val="Heading3"/>
       </w:pPr>
-      <w:r>
-        <w:rPr>
-          <w:rStyle w:val="SectionNumber"/>
-        </w:rPr>
-        <w:t xml:space="preserve">0.8.1</w:t>
-      </w:r>
-      <w:r>
-        <w:tab/>
-      </w:r>
       <w:r>
         <w:t xml:space="preserve">✅ El webhook de WhatsApp, bien resuelto</w:t>
       </w:r>
@@ -3133,15 +3149,6 @@
       <w:pPr>
         <w:pStyle w:val="Heading2"/>
       </w:pPr>
-      <w:r>
-        <w:rPr>
-          <w:rStyle w:val="SectionNumber"/>
-        </w:rPr>
-        <w:t xml:space="preserve">0.9</w:t>
-      </w:r>
-      <w:r>
-        <w:tab/>
-      </w:r>
       <w:r>
         <w:t xml:space="preserve">Lo que se reviso y esta BIEN</w:t>
       </w:r>
@@ -3556,176 +3563,7 @@
         <w:t xml:space="preserve">en biometria y en el portal.</w:t>
       </w:r>
     </w:p>
-    <w:p>
-      <w:r>
-        <w:pict>
-          <v:rect style="width:0;height:1.5pt" o:hralign="center" o:hrstd="t" o:hr="t"/>
-        </w:pict>
-      </w:r>
-    </w:p>
     <w:bookmarkEnd w:id="39"/>
-    <w:bookmarkStart w:id="40" w:name="control-de-versiones"/>
-    <w:p>
-      <w:pPr>
-        <w:pStyle w:val="Heading2"/>
-      </w:pPr>
-      <w:r>
-        <w:rPr>
-          <w:rStyle w:val="SectionNumber"/>
-        </w:rPr>
-        <w:t xml:space="preserve">0.10</w:t>
-      </w:r>
-      <w:r>
-        <w:tab/>
-      </w:r>
-      <w:r>
-        <w:t xml:space="preserve">Control de versiones</w:t>
-      </w:r>
-    </w:p>
-    <w:tbl>
-      <w:tblPr>
-        <w:tblStyle w:val="Table"/>
-        <w:tblW w:type="pct" w:w="5000"/>
-        <w:jc w:val="left"/>
-        <w:tblLayout w:type="fixed"/>
-        <w:tblLook w:firstRow="1" w:lastRow="0" w:firstColumn="0" w:lastColumn="0" w:noHBand="0" w:noVBand="0" w:val="0020"/>
-      </w:tblPr>
-      <w:tblGrid>
-        <w:gridCol w:w="1980"/>
-        <w:gridCol w:w="1980"/>
-        <w:gridCol w:w="1980"/>
-        <w:gridCol w:w="1980"/>
-      </w:tblGrid>
-      <w:tr>
-        <w:trPr>
-          <w:tblHeader w:val="on"/>
-        </w:trPr>
-        <w:tc>
-          <w:tcPr/>
-          <w:p>
-            <w:pPr>
-              <w:pStyle w:val="Compact"/>
-              <w:jc w:val="left"/>
-            </w:pPr>
-            <w:r>
-              <w:t xml:space="preserve">Version</w:t>
-            </w:r>
-          </w:p>
-        </w:tc>
-        <w:tc>
-          <w:tcPr/>
-          <w:p>
-            <w:pPr>
-              <w:pStyle w:val="Compact"/>
-              <w:jc w:val="left"/>
-            </w:pPr>
-            <w:r>
-              <w:t xml:space="preserve">Fecha</w:t>
-            </w:r>
-          </w:p>
-        </w:tc>
-        <w:tc>
-          <w:tcPr/>
-          <w:p>
-            <w:pPr>
-              <w:pStyle w:val="Compact"/>
-              <w:jc w:val="left"/>
-            </w:pPr>
-            <w:r>
-              <w:t xml:space="preserve">Cambio</w:t>
-            </w:r>
-          </w:p>
-        </w:tc>
-        <w:tc>
-          <w:tcPr/>
-          <w:p>
-            <w:pPr>
-              <w:pStyle w:val="Compact"/>
-              <w:jc w:val="left"/>
-            </w:pPr>
-            <w:r>
-              <w:t xml:space="preserve">Responsable</w:t>
-            </w:r>
-          </w:p>
-        </w:tc>
-      </w:tr>
-      <w:tr>
-        <w:tc>
-          <w:tcPr/>
-          <w:p>
-            <w:pPr>
-              <w:pStyle w:val="Compact"/>
-              <w:jc w:val="left"/>
-            </w:pPr>
-            <w:r>
-              <w:t xml:space="preserve">1.1</w:t>
-            </w:r>
-          </w:p>
-        </w:tc>
-        <w:tc>
-          <w:tcPr/>
-          <w:p>
-            <w:pPr>
-              <w:pStyle w:val="Compact"/>
-              <w:jc w:val="left"/>
-            </w:pPr>
-            <w:r>
-              <w:t xml:space="preserve">2026-09-15</w:t>
-            </w:r>
-          </w:p>
-        </w:tc>
-        <w:tc>
-          <w:tcPr/>
-          <w:p>
-            <w:pPr>
-              <w:pStyle w:val="Compact"/>
-              <w:jc w:val="left"/>
-            </w:pPr>
-            <w:r>
-              <w:t xml:space="preserve">Emision inicial del documento.</w:t>
-            </w:r>
-          </w:p>
-        </w:tc>
-        <w:tc>
-          <w:tcPr/>
-          <w:p>
-            <w:pPr>
-              <w:pStyle w:val="Compact"/>
-              <w:jc w:val="left"/>
-            </w:pPr>
-            <w:r>
-              <w:t xml:space="preserve">Auditoria tecnica</w:t>
-            </w:r>
-          </w:p>
-        </w:tc>
-      </w:tr>
-    </w:tbl>
-    <w:p>
-      <w:pPr>
-        <w:pStyle w:val="BodyText"/>
-      </w:pPr>
-      <w:r>
-        <w:rPr>
-          <w:i/>
-          <w:iCs/>
-        </w:rPr>
-        <w:t xml:space="preserve">Documento interno de Total Pacific Group. Generado desde la documentacion del</w:t>
-      </w:r>
-      <w:r>
-        <w:rPr>
-          <w:i/>
-          <w:iCs/>
-        </w:rPr>
-        <w:t xml:space="preserve"> </w:t>
-      </w:r>
-      <w:r>
-        <w:rPr>
-          <w:i/>
-          <w:iCs/>
-        </w:rPr>
-        <w:t xml:space="preserve">repositorio; la fuente es el archivo Markdown correspondiente.</w:t>
-      </w:r>
-    </w:p>
     <w:bookmarkEnd w:id="40"/>
     <w:sectPr/>
   </w:body>
@@ -4071,7 +3909,7 @@
         <w:rFonts w:asciiTheme="minorHAnsi" w:cstheme="minorBidi" w:eastAsiaTheme="minorHAnsi" w:hAnsiTheme="minorHAnsi"/>
         <w:sz w:val="24"/>
         <w:szCs w:val="24"/>
-        <w:lang w:bidi="ar-SA" w:eastAsia="en-US" w:val="es"/>
+        <w:lang w:bidi="ar-SA" w:eastAsia="en-US" w:val="en-US"/>
       </w:rPr>
     </w:rPrDefault>
     <w:pPrDefault>
@@ -4126,7 +3964,6 @@
       <w:color w:themeColor="accent1" w:themeShade="B5" w:val="345A8A"/>
       <w:sz w:val="36"/>
       <w:szCs w:val="36"/>
-      <w:color w:val="0A1F8F"/>
     </w:rPr>
   </w:style>
   <w:style w:styleId="Subtitle" w:type="paragraph">
@@ -4225,7 +4062,6 @@
       <w:color w:themeColor="accent1" w:val="4F81BD"/>
       <w:sz w:val="32"/>
       <w:szCs w:val="32"/>
-      <w:color w:val="0A1F8F"/>
     </w:rPr>
   </w:style>
   <w:style w:styleId="Heading2" w:type="paragraph">
@@ -4248,7 +4084,6 @@
       <w:color w:themeColor="accent1" w:val="4F81BD"/>
       <w:sz w:val="28"/>
       <w:szCs w:val="28"/>
-      <w:color w:val="01579B"/>
     </w:rPr>
   </w:style>
   <w:style w:styleId="Heading3" w:type="paragraph">
@@ -4271,7 +4106,6 @@
       <w:color w:themeColor="accent1" w:val="4F81BD"/>
       <w:sz w:val="24"/>
       <w:szCs w:val="24"/>
-      <w:color w:val="333333"/>
     </w:rPr>
   </w:style>
   <w:style w:styleId="Heading4" w:type="paragraph">

--- a/docs/05_SEGURIDAD/Analisis_Seguridad.docx
+++ b/docs/05_SEGURIDAD/Analisis_Seguridad.docx
@@ -29,7 +29,29 @@
         <w:t xml:space="preserve">2026-09-15</w:t>
       </w:r>
       <w:r>
-        <w:t xml:space="preserve">. Ningun cambio aplicado.</w:t>
+        <w:t xml:space="preserve">, actualizada el</w:t>
+      </w:r>
+      <w:r>
+        <w:t xml:space="preserve"> </w:t>
+      </w:r>
+      <w:r>
+        <w:rPr>
+          <w:b/>
+          <w:bCs/>
+        </w:rPr>
+        <w:t xml:space="preserve">2026-09-19</w:t>
+      </w:r>
+      <w:r>
+        <w:t xml:space="preserve"> </w:t>
+      </w:r>
+      <w:r>
+        <w:t xml:space="preserve">con las correcciones</w:t>
+      </w:r>
+      <w:r>
+        <w:t xml:space="preserve"> </w:t>
+      </w:r>
+      <w:r>
+        <w:t xml:space="preserve">ya desplegadas. Lo que sigue abierto queda marcado como tal, y con el motivo.</w:t>
       </w:r>
     </w:p>
     <w:p>
@@ -94,7 +116,7 @@
         <w:t xml:space="preserve">de 880 usuarios.</w:t>
       </w:r>
     </w:p>
-    <w:bookmarkStart w:id="20" w:name="X9f9e93637a9dc33353e09c3bf02c448d1c6f6a4"/>
+    <w:bookmarkStart w:id="20" w:name="Xcf9487eeec51db6d2621e9eb1c25eb71c61376d"/>
     <w:p>
       <w:pPr>
         <w:pStyle w:val="Heading2"/>
@@ -140,6 +162,33 @@
       </w:r>
       <w:r>
         <w:t xml:space="preserve">configuracion y exposicion pero no el codigo de cada controlador.</w:t>
+      </w:r>
+    </w:p>
+    <w:p>
+      <w:pPr>
+        <w:pStyle w:val="BodyText"/>
+      </w:pPr>
+      <w:r>
+        <w:rPr>
+          <w:b/>
+          <w:bCs/>
+        </w:rPr>
+        <w:t xml:space="preserve">Ese hallazgo (SEC-00) esta cerrado desde el mismo 2026-09-15</w:t>
+      </w:r>
+      <w:r>
+        <w:t xml:space="preserve">, por las dos</w:t>
+      </w:r>
+      <w:r>
+        <w:t xml:space="preserve"> </w:t>
+      </w:r>
+      <w:r>
+        <w:t xml:space="preserve">vias: la API y el portal web. El detalle esta abajo; se conserva el diagnostico</w:t>
+      </w:r>
+      <w:r>
+        <w:t xml:space="preserve"> </w:t>
+      </w:r>
+      <w:r>
+        <w:t xml:space="preserve">original porque explica que hay que revisar en una proxima pasada.</w:t>
       </w:r>
     </w:p>
     <w:bookmarkEnd w:id="20"/>
@@ -160,8 +209,10 @@
         <w:tblLook w:firstRow="1" w:lastRow="0" w:firstColumn="0" w:lastColumn="0" w:noHBand="0" w:noVBand="0" w:val="0020"/>
       </w:tblPr>
       <w:tblGrid>
-        <w:gridCol w:w="3960"/>
-        <w:gridCol w:w="3960"/>
+        <w:gridCol w:w="1980"/>
+        <w:gridCol w:w="1980"/>
+        <w:gridCol w:w="1980"/>
+        <w:gridCol w:w="1980"/>
       </w:tblGrid>
       <w:tr>
         <w:trPr>
@@ -187,7 +238,31 @@
               <w:jc w:val="left"/>
             </w:pPr>
             <w:r>
-              <w:t xml:space="preserve">Cantidad</w:t>
+              <w:t xml:space="preserve">Abiertos</w:t>
+            </w:r>
+          </w:p>
+        </w:tc>
+        <w:tc>
+          <w:tcPr/>
+          <w:p>
+            <w:pPr>
+              <w:pStyle w:val="Compact"/>
+              <w:jc w:val="left"/>
+            </w:pPr>
+            <w:r>
+              <w:t xml:space="preserve">Cerrados</w:t>
+            </w:r>
+          </w:p>
+        </w:tc>
+        <w:tc>
+          <w:tcPr/>
+          <w:p>
+            <w:pPr>
+              <w:pStyle w:val="Compact"/>
+              <w:jc w:val="left"/>
+            </w:pPr>
+            <w:r>
+              <w:t xml:space="preserve">Detalle</w:t>
             </w:r>
           </w:p>
         </w:tc>
@@ -219,11 +294,29 @@
               </w:rPr>
               <w:t xml:space="preserve">1</w:t>
             </w:r>
+          </w:p>
+        </w:tc>
+        <w:tc>
+          <w:tcPr/>
+          <w:p>
+            <w:pPr>
+              <w:pStyle w:val="Compact"/>
+              <w:jc w:val="left"/>
+            </w:pPr>
             <w:r>
-              <w:t xml:space="preserve"> </w:t>
+              <w:t xml:space="preserve">1</w:t>
             </w:r>
+          </w:p>
+        </w:tc>
+        <w:tc>
+          <w:tcPr/>
+          <w:p>
+            <w:pPr>
+              <w:pStyle w:val="Compact"/>
+              <w:jc w:val="left"/>
+            </w:pPr>
             <w:r>
-              <w:t xml:space="preserve">(eran 2; SEC-00 cerrado el 2026-09-15)</w:t>
+              <w:t xml:space="preserve">Abierto: SEC-01 (sin HTTPS). Cerrado: SEC-00</w:t>
             </w:r>
           </w:p>
         </w:tc>
@@ -253,6 +346,30 @@
             </w:r>
           </w:p>
         </w:tc>
+        <w:tc>
+          <w:tcPr/>
+          <w:p>
+            <w:pPr>
+              <w:pStyle w:val="Compact"/>
+              <w:jc w:val="left"/>
+            </w:pPr>
+            <w:r>
+              <w:t xml:space="preserve">—</w:t>
+            </w:r>
+          </w:p>
+        </w:tc>
+        <w:tc>
+          <w:tcPr/>
+          <w:p>
+            <w:pPr>
+              <w:pStyle w:val="Compact"/>
+              <w:jc w:val="left"/>
+            </w:pPr>
+            <w:r>
+              <w:t xml:space="preserve">SEC-02, SEC-03</w:t>
+            </w:r>
+          </w:p>
+        </w:tc>
       </w:tr>
       <w:tr>
         <w:tc>
@@ -275,7 +392,31 @@
               <w:jc w:val="left"/>
             </w:pPr>
             <w:r>
-              <w:t xml:space="preserve">4</w:t>
+              <w:t xml:space="preserve">1</w:t>
+            </w:r>
+          </w:p>
+        </w:tc>
+        <w:tc>
+          <w:tcPr/>
+          <w:p>
+            <w:pPr>
+              <w:pStyle w:val="Compact"/>
+              <w:jc w:val="left"/>
+            </w:pPr>
+            <w:r>
+              <w:t xml:space="preserve">2</w:t>
+            </w:r>
+          </w:p>
+        </w:tc>
+        <w:tc>
+          <w:tcPr/>
+          <w:p>
+            <w:pPr>
+              <w:pStyle w:val="Compact"/>
+              <w:jc w:val="left"/>
+            </w:pPr>
+            <w:r>
+              <w:t xml:space="preserve">Abierto: SEC-06. Cerrados: SEC-04, SEC-05</w:t>
             </w:r>
           </w:p>
         </w:tc>
@@ -305,6 +446,30 @@
             </w:r>
           </w:p>
         </w:tc>
+        <w:tc>
+          <w:tcPr/>
+          <w:p>
+            <w:pPr>
+              <w:pStyle w:val="Compact"/>
+              <w:jc w:val="left"/>
+            </w:pPr>
+            <w:r>
+              <w:t xml:space="preserve">—</w:t>
+            </w:r>
+          </w:p>
+        </w:tc>
+        <w:tc>
+          <w:tcPr/>
+          <w:p>
+            <w:pPr>
+              <w:pStyle w:val="Compact"/>
+              <w:jc w:val="left"/>
+            </w:pPr>
+            <w:r>
+              <w:t xml:space="preserve">SEC-07</w:t>
+            </w:r>
+          </w:p>
+        </w:tc>
       </w:tr>
       <w:tr>
         <w:tc>
@@ -327,14 +492,77 @@
               <w:jc w:val="left"/>
             </w:pPr>
             <w:r>
-              <w:t xml:space="preserve">3</w:t>
+              <w:t xml:space="preserve">2</w:t>
+            </w:r>
+          </w:p>
+        </w:tc>
+        <w:tc>
+          <w:tcPr/>
+          <w:p>
+            <w:pPr>
+              <w:pStyle w:val="Compact"/>
+              <w:jc w:val="left"/>
+            </w:pPr>
+            <w:r>
+              <w:t xml:space="preserve">—</w:t>
+            </w:r>
+          </w:p>
+        </w:tc>
+        <w:tc>
+          <w:tcPr/>
+          <w:p>
+            <w:pPr>
+              <w:pStyle w:val="Compact"/>
+              <w:jc w:val="left"/>
+            </w:pPr>
+            <w:r>
+              <w:t xml:space="preserve">SEC-08, SEC-09</w:t>
             </w:r>
           </w:p>
         </w:tc>
       </w:tr>
     </w:tbl>
+    <w:p>
+      <w:pPr>
+        <w:pStyle w:val="BodyText"/>
+      </w:pPr>
+      <w:r>
+        <w:rPr>
+          <w:b/>
+          <w:bCs/>
+        </w:rPr>
+        <w:t xml:space="preserve">El unico critico abierto es SEC-01</w:t>
+      </w:r>
+      <w:r>
+        <w:t xml:space="preserve">, y no esta detenido por trabajo tecnico:</w:t>
+      </w:r>
+      <w:r>
+        <w:t xml:space="preserve"> </w:t>
+      </w:r>
+      <w:r>
+        <w:t xml:space="preserve">la configuracion con certbot ya existe en</w:t>
+      </w:r>
+      <w:r>
+        <w:t xml:space="preserve"> </w:t>
+      </w:r>
+      <w:r>
+        <w:rPr>
+          <w:rStyle w:val="VerbatimChar"/>
+        </w:rPr>
+        <w:t xml:space="preserve">docker-compose.prod.yml</w:t>
+      </w:r>
+      <w:r>
+        <w:t xml:space="preserve">. Falta que</w:t>
+      </w:r>
+      <w:r>
+        <w:t xml:space="preserve"> </w:t>
+      </w:r>
+      <w:r>
+        <w:t xml:space="preserve">se libere un dominio.</w:t>
+      </w:r>
+    </w:p>
     <w:bookmarkEnd w:id="21"/>
-    <w:bookmarkStart w:id="24" w:name="critico"/>
+    <w:bookmarkStart w:id="24" w:name="red_circle-critico"/>
     <w:p>
       <w:pPr>
         <w:pStyle w:val="Heading2"/>
@@ -343,7 +571,7 @@
         <w:t xml:space="preserve">🔴 CRITICO</w:t>
       </w:r>
     </w:p>
-    <w:bookmarkStart w:id="22" w:name="Xb5296b953ab17cfaa8495adc5df1112fd473cc6"/>
+    <w:bookmarkStart w:id="22" w:name="Xdb4e1245adde03b656af225570e8af5bb6068d5"/>
     <w:p>
       <w:pPr>
         <w:pStyle w:val="Heading3"/>
@@ -1085,7 +1313,7 @@
           <w:b/>
           <w:bCs/>
         </w:rPr>
-        <w:t xml:space="preserve">Recomendacion — es lo primero de todo el proyecto, por delante de HTTPS:</w:t>
+        <w:t xml:space="preserve">Lo que se recomendo entonces, y se aplico integro:</w:t>
       </w:r>
     </w:p>
     <w:p>
@@ -1112,7 +1340,7 @@
         <w:t xml:space="preserve"> </w:t>
       </w:r>
       <w:r>
-        <w:t xml:space="preserve">contra el usuario y su vigencia.</w:t>
+        <w:t xml:space="preserve">contra el usuario y su vigencia. ✅</w:t>
       </w:r>
     </w:p>
     <w:p>
@@ -1148,7 +1376,7 @@
         <w:t xml:space="preserve">rand()</w:t>
       </w:r>
       <w:r>
-        <w:t xml:space="preserve">.</w:t>
+        <w:t xml:space="preserve">. ✅</w:t>
       </w:r>
     </w:p>
     <w:p>
@@ -1182,7 +1410,7 @@
         <w:t xml:space="preserve">solicitud_paswchg</w:t>
       </w:r>
       <w:r>
-        <w:t xml:space="preserve">.</w:t>
+        <w:t xml:space="preserve">. ✅</w:t>
       </w:r>
     </w:p>
     <w:p>
@@ -1194,7 +1422,7 @@
         </w:numPr>
       </w:pPr>
       <w:r>
-        <w:t xml:space="preserve">Invalidarlo tras el primer uso.</w:t>
+        <w:t xml:space="preserve">Invalidarlo tras el primer uso. ✅</w:t>
       </w:r>
     </w:p>
     <w:p>
@@ -1202,33 +1430,132 @@
         <w:pStyle w:val="FirstParagraph"/>
       </w:pPr>
       <w:r>
-        <w:t xml:space="preserve">Mientras no se corrija,</w:t>
-      </w:r>
-      <w:r>
-        <w:t xml:space="preserve"> </w:t>
-      </w:r>
-      <w:r>
-        <w:rPr>
-          <w:b/>
-          <w:bCs/>
-        </w:rPr>
-        <w:t xml:space="preserve">cerrar el acceso publico a esas dos rutas</w:t>
-      </w:r>
-      <w:r>
-        <w:t xml:space="preserve"> </w:t>
-      </w:r>
-      <w:r>
-        <w:t xml:space="preserve">es una</w:t>
-      </w:r>
-      <w:r>
-        <w:t xml:space="preserve"> </w:t>
-      </w:r>
-      <w:r>
-        <w:t xml:space="preserve">mitigacion inmediata y valida.</w:t>
+        <w:t xml:space="preserve">Se fue mas alla en dos puntos: la respuesta es</w:t>
+      </w:r>
+      <w:r>
+        <w:t xml:space="preserve"> </w:t>
+      </w:r>
+      <w:r>
+        <w:rPr>
+          <w:b/>
+          <w:bCs/>
+        </w:rPr>
+        <w:t xml:space="preserve">identica exista o no la</w:t>
+      </w:r>
+      <w:r>
+        <w:rPr>
+          <w:b/>
+          <w:bCs/>
+        </w:rPr>
+        <w:t xml:space="preserve"> </w:t>
+      </w:r>
+      <w:r>
+        <w:rPr>
+          <w:b/>
+          <w:bCs/>
+        </w:rPr>
+        <w:t xml:space="preserve">cedula</w:t>
+      </w:r>
+      <w:r>
+        <w:t xml:space="preserve"> </w:t>
+      </w:r>
+      <w:r>
+        <w:t xml:space="preserve">(para que el endpoint no sirva para averiguar quien esta registrado), y</w:t>
+      </w:r>
+      <w:r>
+        <w:t xml:space="preserve"> </w:t>
+      </w:r>
+      <w:r>
+        <w:t xml:space="preserve">el codigo</w:t>
+      </w:r>
+      <w:r>
+        <w:t xml:space="preserve"> </w:t>
+      </w:r>
+      <w:r>
+        <w:rPr>
+          <w:b/>
+          <w:bCs/>
+        </w:rPr>
+        <w:t xml:space="preserve">se invalida al quinto intento fallido</w:t>
+      </w:r>
+      <w:r>
+        <w:t xml:space="preserve">. La mitigacion de emergencia</w:t>
+      </w:r>
+      <w:r>
+        <w:t xml:space="preserve"> </w:t>
+      </w:r>
+      <w:r>
+        <w:t xml:space="preserve">que se habia propuesto —cerrar las dos rutas en nginx— no hizo falta.</w:t>
+      </w:r>
+    </w:p>
+    <w:p>
+      <w:pPr>
+        <w:pStyle w:val="BodyText"/>
+      </w:pPr>
+      <w:r>
+        <w:t xml:space="preserve">⚠️</w:t>
+      </w:r>
+      <w:r>
+        <w:t xml:space="preserve"> </w:t>
+      </w:r>
+      <w:r>
+        <w:rPr>
+          <w:b/>
+          <w:bCs/>
+        </w:rPr>
+        <w:t xml:space="preserve">Consecuencia para las tablets:</w:t>
+      </w:r>
+      <w:r>
+        <w:t xml:space="preserve"> </w:t>
+      </w:r>
+      <w:r>
+        <w:t xml:space="preserve">el APK</w:t>
+      </w:r>
+      <w:r>
+        <w:t xml:space="preserve"> </w:t>
+      </w:r>
+      <w:r>
+        <w:rPr>
+          <w:b/>
+          <w:bCs/>
+        </w:rPr>
+        <w:t xml:space="preserve">1.0.2 ya no puede recuperar</w:t>
+      </w:r>
+      <w:r>
+        <w:rPr>
+          <w:b/>
+          <w:bCs/>
+        </w:rPr>
+        <w:t xml:space="preserve"> </w:t>
+      </w:r>
+      <w:r>
+        <w:rPr>
+          <w:b/>
+          <w:bCs/>
+        </w:rPr>
+        <w:t xml:space="preserve">contrasenas</w:t>
+      </w:r>
+      <w:r>
+        <w:t xml:space="preserve">, porque manda el contrato viejo (</w:t>
+      </w:r>
+      <w:r>
+        <w:rPr>
+          <w:rStyle w:val="VerbatimChar"/>
+        </w:rPr>
+        <w:t xml:space="preserve">user_id</w:t>
+      </w:r>
+      <w:r>
+        <w:t xml:space="preserve">) y recibe error. Hay</w:t>
+      </w:r>
+      <w:r>
+        <w:t xml:space="preserve"> </w:t>
+      </w:r>
+      <w:r>
+        <w:t xml:space="preserve">que actualizarlas a la 1.0.7.</w:t>
       </w:r>
     </w:p>
     <w:bookmarkEnd w:id="22"/>
-    <w:bookmarkStart w:id="23" w:name="X6088cdd926c4727e0f418dc115ddacebd9cdd36"/>
+    <w:bookmarkStart w:id="23" w:name="X69f18d0e7ab03aaf877312b8a0974e5236ddb1a"/>
     <w:p>
       <w:pPr>
         <w:pStyle w:val="Heading3"/>
@@ -1623,7 +1950,7 @@
     </w:p>
     <w:bookmarkEnd w:id="23"/>
     <w:bookmarkEnd w:id="24"/>
-    <w:bookmarkStart w:id="27" w:name="alto"/>
+    <w:bookmarkStart w:id="27" w:name="orange_circle-alto"/>
     <w:p>
       <w:pPr>
         <w:pStyle w:val="Heading2"/>
@@ -1632,7 +1959,7 @@
         <w:t xml:space="preserve">🟠 ALTO</w:t>
       </w:r>
     </w:p>
-    <w:bookmarkStart w:id="25" w:name="Xc86c616b75e54e532f2da0ad6a1b4dfaf996c2c"/>
+    <w:bookmarkStart w:id="25" w:name="Xdf43651c84f0c39fc2ee6b2ba68a84394626bd4"/>
     <w:p>
       <w:pPr>
         <w:pStyle w:val="Heading3"/>
@@ -1774,7 +2101,7 @@
       </w:r>
     </w:p>
     <w:bookmarkEnd w:id="25"/>
-    <w:bookmarkStart w:id="26" w:name="X2e204eea54d3026861e1a4587213eb5fafeee5f"/>
+    <w:bookmarkStart w:id="26" w:name="Xa4a36f78f808b047d2008c0c3e6c9059e3580ec"/>
     <w:p>
       <w:pPr>
         <w:pStyle w:val="Heading3"/>
@@ -2023,7 +2350,7 @@
           <w:i/>
           <w:iCs/>
         </w:rPr>
-        <w:t xml:space="preserve">“</w:t>
+        <w:t xml:space="preserve">"</w:t>
       </w:r>
       <w:r>
         <w:rPr>
@@ -2045,7 +2372,7 @@
           <w:i/>
           <w:iCs/>
         </w:rPr>
-        <w:t xml:space="preserve">cubria el APK pero NO el keystore (…)</w:t>
+        <w:t xml:space="preserve">cubria el APK pero NO el keystore (...)</w:t>
       </w:r>
       <w:r>
         <w:rPr>
@@ -2088,719 +2415,954 @@
           <w:i/>
           <w:iCs/>
         </w:rPr>
-        <w:t xml:space="preserve">clave de firma en GitHub. Un keystore filtrado…</w:t>
-      </w:r>
+        <w:t xml:space="preserve">clave de firma en GitHub. Un keystore filtrado..."</w:t>
+      </w:r>
+    </w:p>
+    <w:p>
+      <w:pPr>
+        <w:pStyle w:val="FirstParagraph"/>
+      </w:pPr>
+      <w:r>
+        <w:t xml:space="preserve">O sea que el riesgo de publicarlo por git</w:t>
+      </w:r>
+      <w:r>
+        <w:t xml:space="preserve"> </w:t>
+      </w:r>
+      <w:r>
+        <w:rPr>
+          <w:b/>
+          <w:bCs/>
+        </w:rPr>
+        <w:t xml:space="preserve">ya esta cerrado</w:t>
+      </w:r>
+      <w:r>
+        <w:t xml:space="preserve">. Lo que queda es</w:t>
+      </w:r>
+      <w:r>
+        <w:t xml:space="preserve"> </w:t>
+      </w:r>
+      <w:r>
+        <w:t xml:space="preserve">el riesgo de perderlo.</w:t>
+      </w:r>
+    </w:p>
+    <w:p>
+      <w:pPr>
+        <w:pStyle w:val="BodyText"/>
+      </w:pPr>
+      <w:r>
+        <w:rPr>
+          <w:b/>
+          <w:bCs/>
+        </w:rPr>
+        <w:t xml:space="preserve">Recomendacion:</w:t>
+      </w:r>
+      <w:r>
+        <w:t xml:space="preserve"> </w:t>
+      </w:r>
+      <w:r>
+        <w:t xml:space="preserve">sacarlo del directorio del proyecto a un almacen de</w:t>
+      </w:r>
+      <w:r>
+        <w:t xml:space="preserve"> </w:t>
+      </w:r>
+      <w:r>
+        <w:t xml:space="preserve">secretos, y conservar copia fuera del servidor. Sin el keystore</w:t>
+      </w:r>
+      <w:r>
+        <w:t xml:space="preserve"> </w:t>
+      </w:r>
+      <w:r>
+        <w:rPr>
+          <w:b/>
+          <w:bCs/>
+        </w:rPr>
+        <w:t xml:space="preserve">no se pueden</w:t>
+      </w:r>
+      <w:r>
+        <w:rPr>
+          <w:b/>
+          <w:bCs/>
+        </w:rPr>
+        <w:t xml:space="preserve"> </w:t>
+      </w:r>
+      <w:r>
+        <w:rPr>
+          <w:b/>
+          <w:bCs/>
+        </w:rPr>
+        <w:t xml:space="preserve">publicar actualizaciones</w:t>
+      </w:r>
+      <w:r>
+        <w:t xml:space="preserve">, asi que perderlo es tan grave como filtrarlo.</w:t>
+      </w:r>
+    </w:p>
+    <w:p>
+      <w:pPr>
+        <w:pStyle w:val="BlockText"/>
+      </w:pPr>
+      <w:r>
+        <w:rPr>
+          <w:b/>
+          <w:bCs/>
+        </w:rPr>
+        <w:t xml:space="preserve">Parcialmente atendido el 2026-09-15.</w:t>
+      </w:r>
+      <w:r>
+        <w:t xml:space="preserve"> </w:t>
+      </w:r>
+      <w:r>
+        <w:t xml:space="preserve">El respaldo diario lo incluye y se</w:t>
+      </w:r>
+      <w:r>
+        <w:t xml:space="preserve"> </w:t>
+      </w:r>
+      <w:r>
+        <w:t xml:space="preserve">verifico comparando su SHA-256. Pero la copia</w:t>
+      </w:r>
+      <w:r>
+        <w:t xml:space="preserve"> </w:t>
+      </w:r>
+      <w:r>
+        <w:rPr>
+          <w:b/>
+          <w:bCs/>
+        </w:rPr>
+        <w:t xml:space="preserve">queda en este mismo servidor</w:t>
+      </w:r>
+      <w:r>
+        <w:t xml:space="preserve">,</w:t>
+      </w:r>
+      <w:r>
+        <w:t xml:space="preserve"> </w:t>
+      </w:r>
+      <w:r>
+        <w:t xml:space="preserve">asi que el riesgo de perderlo con la maquina sigue intacto. El script ya tiene</w:t>
+      </w:r>
+      <w:r>
+        <w:t xml:space="preserve"> </w:t>
+      </w:r>
+      <w:r>
+        <w:t xml:space="preserve">el paso de copia externa (</w:t>
+      </w:r>
+      <w:r>
+        <w:rPr>
+          <w:rStyle w:val="VerbatimChar"/>
+        </w:rPr>
+        <w:t xml:space="preserve">DESTINO_EXTERNO</w:t>
+      </w:r>
+      <w:r>
+        <w:t xml:space="preserve">); falta decidir el destino.</w:t>
+      </w:r>
+      <w:r>
+        <w:t xml:space="preserve"> </w:t>
+      </w:r>
+      <w:r>
+        <w:t xml:space="preserve">Sigue abierto como</w:t>
+      </w:r>
+      <w:r>
+        <w:t xml:space="preserve"> </w:t>
+      </w:r>
+      <w:r>
+        <w:rPr>
+          <w:b/>
+          <w:bCs/>
+        </w:rPr>
+        <w:t xml:space="preserve">CONT-02</w:t>
+      </w:r>
+      <w:r>
+        <w:t xml:space="preserve">.</w:t>
+      </w:r>
+    </w:p>
+    <w:bookmarkEnd w:id="26"/>
+    <w:bookmarkEnd w:id="27"/>
+    <w:bookmarkStart w:id="31" w:name="yellow_circle-medio"/>
+    <w:p>
+      <w:pPr>
+        <w:pStyle w:val="Heading2"/>
+      </w:pPr>
+      <w:r>
+        <w:t xml:space="preserve">🟡 MEDIO</w:t>
+      </w:r>
+    </w:p>
+    <w:bookmarkStart w:id="28" w:name="Xd3a1223f081c73230267daed6d779fd30aedaef"/>
+    <w:p>
+      <w:pPr>
+        <w:pStyle w:val="Heading3"/>
+      </w:pPr>
+      <w:r>
+        <w:t xml:space="preserve">SEC-04 — ✅ RESUELTO el 2026-09-15 — Sin respaldo automatico verificado</w:t>
+      </w:r>
+    </w:p>
+    <w:p>
+      <w:pPr>
+        <w:pStyle w:val="BlockText"/>
+      </w:pPr>
+      <w:r>
+        <w:rPr>
+          <w:b/>
+          <w:bCs/>
+        </w:rPr>
+        <w:t xml:space="preserve">Estado: cerrado.</w:t>
+      </w:r>
+      <w:r>
+        <w:t xml:space="preserve"> </w:t>
+      </w:r>
+      <w:r>
+        <w:rPr>
+          <w:rStyle w:val="VerbatimChar"/>
+        </w:rPr>
+        <w:t xml:space="preserve">backend/scripts/respaldo.sh</w:t>
+      </w:r>
+      <w:r>
+        <w:t xml:space="preserve">, diario a las 03:00 por el</w:t>
+      </w:r>
+      <w:r>
+        <w:t xml:space="preserve"> </w:t>
+      </w:r>
+      <w:r>
+        <w:t xml:space="preserve">crontab del dueno del repositorio. Cubre los cuatro elementos irrecuperables:</w:t>
+      </w:r>
+      <w:r>
+        <w:t xml:space="preserve"> </w:t>
+      </w:r>
+      <w:r>
+        <w:t xml:space="preserve">la base PostgreSQL (formato custom, para restaurar una sola tabla), la MariaDB</w:t>
+      </w:r>
+      <w:r>
+        <w:t xml:space="preserve"> </w:t>
+      </w:r>
+      <w:r>
+        <w:t xml:space="preserve">de la V1, los secretos con</w:t>
+      </w:r>
+      <w:r>
+        <w:t xml:space="preserve"> </w:t>
+      </w:r>
+      <w:r>
+        <w:rPr>
+          <w:rStyle w:val="VerbatimChar"/>
+        </w:rPr>
+        <w:t xml:space="preserve">APP_KEY</w:t>
+      </w:r>
+      <w:r>
+        <w:t xml:space="preserve"> </w:t>
+      </w:r>
+      <w:r>
+        <w:t xml:space="preserve">y el keystore de firma. Paquete de ~7 MB</w:t>
+      </w:r>
+      <w:r>
+        <w:t xml:space="preserve"> </w:t>
+      </w:r>
+      <w:r>
+        <w:t xml:space="preserve">con 14 dias de retencion; las fotos van aparte por</w:t>
+      </w:r>
+      <w:r>
+        <w:t xml:space="preserve"> </w:t>
+      </w:r>
+      <w:r>
+        <w:rPr>
+          <w:rStyle w:val="VerbatimChar"/>
+        </w:rPr>
+        <w:t xml:space="preserve">rsync</w:t>
+      </w:r>
+      <w:r>
+        <w:t xml:space="preserve"> </w:t>
+      </w:r>
+      <w:r>
+        <w:t xml:space="preserve">incremental.</w:t>
+      </w:r>
+      <w:r>
+        <w:t xml:space="preserve"> </w:t>
+      </w:r>
+      <w:r>
+        <w:t xml:space="preserve">Probado restaurando el indice del dump y comparando el SHA-256 del keystore.</w:t>
+      </w:r>
+      <w:r>
+        <w:t xml:space="preserve"> </w:t>
+      </w:r>
+      <w:r>
+        <w:t xml:space="preserve">Guarda en</w:t>
+      </w:r>
+      <w:r>
+        <w:t xml:space="preserve"> </w:t>
+      </w:r>
+      <w:r>
+        <w:rPr>
+          <w:rStyle w:val="VerbatimChar"/>
+        </w:rPr>
+        <w:t xml:space="preserve">~/respaldos/totalsecureapp/</w:t>
+      </w:r>
+      <w:r>
+        <w:t xml:space="preserve">,</w:t>
+      </w:r>
+      <w:r>
+        <w:t xml:space="preserve"> </w:t>
+      </w:r>
+      <w:r>
+        <w:rPr>
+          <w:b/>
+          <w:bCs/>
+        </w:rPr>
+        <w:t xml:space="preserve">fuera del repositorio</w:t>
+      </w:r>
+      <w:r>
+        <w:t xml:space="preserve">, porque aca</w:t>
+      </w:r>
+      <w:r>
+        <w:t xml:space="preserve"> </w:t>
+      </w:r>
+      <w:r>
+        <w:t xml:space="preserve">el arbol de trabajo es produccion. Procedimiento en</w:t>
+      </w:r>
+      <w:r>
+        <w:t xml:space="preserve"> </w:t>
+      </w:r>
+      <w:r>
+        <w:rPr>
+          <w:rStyle w:val="VerbatimChar"/>
+        </w:rPr>
+        <w:t xml:space="preserve">backend/scripts/RESPALDO.md</w:t>
+      </w:r>
+      <w:r>
+        <w:t xml:space="preserve">.</w:t>
+      </w:r>
+    </w:p>
+    <w:p>
+      <w:pPr>
+        <w:pStyle w:val="BlockText"/>
+      </w:pPr>
+      <w:r>
+        <w:t xml:space="preserve">⚠️</w:t>
+      </w:r>
+      <w:r>
+        <w:t xml:space="preserve"> </w:t>
+      </w:r>
+      <w:r>
+        <w:rPr>
+          <w:b/>
+          <w:bCs/>
+        </w:rPr>
+        <w:t xml:space="preserve">Queda abierto que todo se guarda en este mismo servidor</w:t>
+      </w:r>
+      <w:r>
+        <w:t xml:space="preserve"> </w:t>
+      </w:r>
+      <w:r>
+        <w:t xml:space="preserve">(CONT-02).</w:t>
+      </w:r>
+    </w:p>
+    <w:p>
+      <w:pPr>
+        <w:pStyle w:val="FirstParagraph"/>
+      </w:pPr>
+      <w:r>
+        <w:t xml:space="preserve">El hallazgo original: no se encontro cron ni timer para este proyecto. Con 57</w:t>
+      </w:r>
+      <w:r>
+        <w:t xml:space="preserve"> </w:t>
+      </w:r>
+      <w:r>
+        <w:t xml:space="preserve">tablas, 880 usuarios y 12.664 biometrias, es el sistema con mas que perder. Ver</w:t>
+      </w:r>
+      <w:r>
+        <w:t xml:space="preserve"> </w:t>
+      </w:r>
+      <w:r>
+        <w:rPr>
+          <w:rStyle w:val="VerbatimChar"/>
+        </w:rPr>
+        <w:t xml:space="preserve">12_CONTINUIDAD</w:t>
+      </w:r>
+      <w:r>
+        <w:t xml:space="preserve">.</w:t>
+      </w:r>
+    </w:p>
+    <w:bookmarkEnd w:id="28"/>
+    <w:bookmarkStart w:id="29" w:name="X6f1eb662f08a2c393129a0a27128fd04ce550a2"/>
+    <w:p>
+      <w:pPr>
+        <w:pStyle w:val="Heading3"/>
+      </w:pPr>
+      <w:r>
+        <w:t xml:space="preserve">SEC-05 — Aislamiento entre instituciones sin verificar</w:t>
+      </w:r>
+    </w:p>
+    <w:p>
+      <w:pPr>
+        <w:pStyle w:val="FirstParagraph"/>
+      </w:pPr>
+      <w:r>
+        <w:t xml:space="preserve">Con ~38.247 vinculos usuario-institucion,</w:t>
+      </w:r>
+      <w:r>
+        <w:t xml:space="preserve"> </w:t>
+      </w:r>
+      <w:r>
+        <w:rPr>
+          <w:b/>
+          <w:bCs/>
+        </w:rPr>
+        <w:t xml:space="preserve">que un usuario no vea datos de una</w:t>
+      </w:r>
+      <w:r>
+        <w:rPr>
+          <w:b/>
+          <w:bCs/>
+        </w:rPr>
+        <w:t xml:space="preserve"> </w:t>
+      </w:r>
+      <w:r>
+        <w:rPr>
+          <w:b/>
+          <w:bCs/>
+        </w:rPr>
+        <w:t xml:space="preserve">institucion que no le corresponde es una regla critica</w:t>
+      </w:r>
+      <w:r>
+        <w:t xml:space="preserve">. Usa</w:t>
+      </w:r>
+      <w:r>
+        <w:t xml:space="preserve"> </w:t>
+      </w:r>
+      <w:r>
+        <w:rPr>
+          <w:rStyle w:val="VerbatimChar"/>
+        </w:rPr>
+        <w:t xml:space="preserve">spatie/laravel-permission</w:t>
+      </w:r>
+      <w:r>
+        <w:t xml:space="preserve">, que es la libreria correcta.</w:t>
+      </w:r>
+    </w:p>
+    <w:p>
+      <w:pPr>
+        <w:pStyle w:val="BlockText"/>
+      </w:pPr>
+      <w:r>
+        <w:rPr>
+          <w:b/>
+          <w:bCs/>
+        </w:rPr>
+        <w:t xml:space="preserve">Verificado el 2026-09-15, y habia fuga.</w:t>
+      </w:r>
+      <w:r>
+        <w:t xml:space="preserve"> </w:t>
+      </w:r>
+      <w:r>
+        <w:rPr>
+          <w:rStyle w:val="VerbatimChar"/>
+        </w:rPr>
+        <w:t xml:space="preserve">RondaDetalleResource</w:t>
+      </w:r>
+      <w:r>
+        <w:t xml:space="preserve"> </w:t>
+      </w:r>
+      <w:r>
+        <w:t xml:space="preserve">e</w:t>
+      </w:r>
+      <w:r>
+        <w:t xml:space="preserve"> </w:t>
+      </w:r>
+      <w:r>
+        <w:rPr>
+          <w:rStyle w:val="VerbatimChar"/>
+        </w:rPr>
+        <w:t xml:space="preserve">InstitucionMarcadoresResource</w:t>
+      </w:r>
+      <w:r>
+        <w:t xml:space="preserve"> </w:t>
+      </w:r>
+      <w:r>
+        <w:t xml:space="preserve">filtraban</w:t>
+      </w:r>
+      <w:r>
+        <w:t xml:space="preserve"> </w:t>
+      </w:r>
+      <w:r>
+        <w:rPr>
+          <w:b/>
+          <w:bCs/>
+        </w:rPr>
+        <w:t xml:space="preserve">solo por el parametro de la URL</w:t>
+      </w:r>
+      <w:r>
+        <w:t xml:space="preserve">,</w:t>
+      </w:r>
+      <w:r>
+        <w:t xml:space="preserve"> </w:t>
+      </w:r>
+      <w:r>
+        <w:t xml:space="preserve">sin mirar el perfil. Con ids consecutivos, un Supervisor leia el detalle de las</w:t>
+      </w:r>
+      <w:r>
+        <w:t xml:space="preserve"> </w:t>
+      </w:r>
+      <w:r>
+        <w:t xml:space="preserve">rondas de otro cliente --hora, foto y coordenadas de cada punto-- y en</w:t>
+      </w:r>
+      <w:r>
+        <w:t xml:space="preserve"> </w:t>
+      </w:r>
+      <w:r>
+        <w:t xml:space="preserve">marcadores, que es editable,</w:t>
+      </w:r>
+      <w:r>
+        <w:t xml:space="preserve"> </w:t>
+      </w:r>
+      <w:r>
+        <w:rPr>
+          <w:b/>
+          <w:bCs/>
+        </w:rPr>
+        <w:t xml:space="preserve">podia mover las coordenadas de los QR de otro</w:t>
+      </w:r>
+      <w:r>
+        <w:rPr>
+          <w:b/>
+          <w:bCs/>
+        </w:rPr>
+        <w:t xml:space="preserve"> </w:t>
+      </w:r>
+      <w:r>
+        <w:rPr>
+          <w:b/>
+          <w:bCs/>
+        </w:rPr>
+        <w:t xml:space="preserve">cliente</w:t>
+      </w:r>
+      <w:r>
+        <w:t xml:space="preserve">, lo que hace fallar la validacion de cercania de ese local sin dejar</w:t>
+      </w:r>
+      <w:r>
+        <w:t xml:space="preserve"> </w:t>
+      </w:r>
+      <w:r>
+        <w:t xml:space="preserve">rastro. Habia ademas una segunda via: el formulario de marcadores lleva el</w:t>
+      </w:r>
+      <w:r>
+        <w:t xml:space="preserve"> </w:t>
+      </w:r>
+      <w:r>
+        <w:t xml:space="preserve">local en un campo oculto, asi que se podia</w:t>
+      </w:r>
+      <w:r>
+        <w:t xml:space="preserve"> </w:t>
+      </w:r>
+      <w:r>
+        <w:rPr>
+          <w:b/>
+          <w:bCs/>
+        </w:rPr>
+        <w:t xml:space="preserve">crear</w:t>
+      </w:r>
+      <w:r>
+        <w:t xml:space="preserve"> </w:t>
+      </w:r>
+      <w:r>
+        <w:t xml:space="preserve">uno en un local ajeno.</w:t>
+      </w:r>
+    </w:p>
+    <w:p>
+      <w:pPr>
+        <w:pStyle w:val="BlockText"/>
+      </w:pPr>
+      <w:r>
+        <w:t xml:space="preserve">Cerrado con</w:t>
+      </w:r>
+      <w:r>
+        <w:t xml:space="preserve"> </w:t>
+      </w:r>
+      <w:r>
+        <w:rPr>
+          <w:rStyle w:val="VerbatimChar"/>
+        </w:rPr>
+        <w:t xml:space="preserve">PerfilPanel::localesVisibles()</w:t>
+      </w:r>
+      <w:r>
+        <w:t xml:space="preserve">, que resuelve los dos alcances en</w:t>
+      </w:r>
+      <w:r>
+        <w:t xml:space="preserve"> </w:t>
+      </w:r>
+      <w:r>
+        <w:t xml:space="preserve">un solo lugar, y 12 tests. El patron estaba copiado recurso por recurso:</w:t>
+      </w:r>
+      <w:r>
+        <w:t xml:space="preserve"> </w:t>
+      </w:r>
+      <w:r>
+        <w:rPr>
+          <w:b/>
+          <w:bCs/>
+        </w:rPr>
+        <w:t xml:space="preserve">el</w:t>
+      </w:r>
+      <w:r>
+        <w:rPr>
+          <w:b/>
+          <w:bCs/>
+        </w:rPr>
+        <w:t xml:space="preserve"> </w:t>
+      </w:r>
+      <w:r>
+        <w:rPr>
+          <w:b/>
+          <w:bCs/>
+        </w:rPr>
+        <w:t xml:space="preserve">agujero estaba justo donde no se habia copiado.</w:t>
+      </w:r>
+    </w:p>
+    <w:bookmarkEnd w:id="29"/>
+    <w:bookmarkStart w:id="30" w:name="X5694e8d73af6d35edd00a3c99cfddc9579c9553"/>
+    <w:p>
+      <w:pPr>
+        <w:pStyle w:val="Heading3"/>
+      </w:pPr>
+      <w:r>
+        <w:t xml:space="preserve">SEC-06 — Contenedor</w:t>
+      </w:r>
+      <w:r>
+        <w:t xml:space="preserve"> </w:t>
+      </w:r>
+      <w:r>
+        <w:rPr>
+          <w:rStyle w:val="VerbatimChar"/>
+        </w:rPr>
+        <w:t xml:space="preserve">v1_analisis</w:t>
+      </w:r>
+      <w:r>
+        <w:t xml:space="preserve"> </w:t>
+      </w:r>
+      <w:r>
+        <w:t xml:space="preserve">suelto y sin control</w:t>
+      </w:r>
+    </w:p>
+    <w:p>
+      <w:pPr>
+        <w:pStyle w:val="FirstParagraph"/>
+      </w:pPr>
+      <w:r>
+        <w:t xml:space="preserve">MariaDB 10.4 (</w:t>
+      </w:r>
+      <w:r>
+        <w:rPr>
+          <w:b/>
+          <w:bCs/>
+        </w:rPr>
+        <w:t xml:space="preserve">version antigua</w:t>
+      </w:r>
+      <w:r>
+        <w:t xml:space="preserve">), creado el 2026-09-07,</w:t>
+      </w:r>
+      <w:r>
+        <w:t xml:space="preserve"> </w:t>
+      </w:r>
+      <w:r>
+        <w:rPr>
+          <w:b/>
+          <w:bCs/>
+        </w:rPr>
+        <w:t xml:space="preserve">sin proyecto</w:t>
+      </w:r>
+      <w:r>
+        <w:rPr>
+          <w:b/>
+          <w:bCs/>
+        </w:rPr>
+        <w:t xml:space="preserve"> </w:t>
+      </w:r>
+      <w:r>
+        <w:rPr>
+          <w:b/>
+          <w:bCs/>
+        </w:rPr>
+        <w:t xml:space="preserve">compose</w:t>
+      </w:r>
+      <w:r>
+        <w:t xml:space="preserve">, con la base V1 heredada. No aparece en ningun</w:t>
+      </w:r>
+      <w:r>
+        <w:t xml:space="preserve"> </w:t>
+      </w:r>
+      <w:r>
+        <w:rPr>
+          <w:rStyle w:val="VerbatimChar"/>
+        </w:rPr>
+        <w:t xml:space="preserve">docker-compose.yml</w:t>
+      </w:r>
+      <w:r>
+        <w:t xml:space="preserve">,</w:t>
+      </w:r>
+      <w:r>
+        <w:t xml:space="preserve"> </w:t>
+      </w:r>
+      <w:r>
+        <w:t xml:space="preserve">asi que</w:t>
+      </w:r>
+      <w:r>
+        <w:t xml:space="preserve"> </w:t>
+      </w:r>
+      <w:r>
+        <w:rPr>
+          <w:b/>
+          <w:bCs/>
+        </w:rPr>
+        <w:t xml:space="preserve">no se recrea ni se respalda con el resto</w:t>
+      </w:r>
+      <w:r>
+        <w:t xml:space="preserve">.</w:t>
+      </w:r>
+    </w:p>
+    <w:p>
+      <w:pPr>
+        <w:pStyle w:val="BodyText"/>
+      </w:pPr>
+      <w:r>
+        <w:rPr>
+          <w:b/>
+          <w:bCs/>
+        </w:rPr>
+        <w:t xml:space="preserve">Atenuante:</w:t>
+      </w:r>
+      <w:r>
+        <w:t xml:space="preserve"> </w:t>
+      </w:r>
+      <w:r>
+        <w:t xml:space="preserve">no publica puertos; solo es accesible desde la red Docker.</w:t>
+      </w:r>
+    </w:p>
+    <w:p>
+      <w:pPr>
+        <w:pStyle w:val="BodyText"/>
+      </w:pPr>
+      <w:r>
+        <w:rPr>
+          <w:b/>
+          <w:bCs/>
+        </w:rPr>
+        <w:t xml:space="preserve">Recomendacion:</w:t>
+      </w:r>
+      <w:r>
+        <w:t xml:space="preserve"> </w:t>
+      </w:r>
+      <w:r>
+        <w:t xml:space="preserve">definir si la migracion concluyo. Si si, respaldar su</w:t>
+      </w:r>
+      <w:r>
+        <w:t xml:space="preserve"> </w:t>
+      </w:r>
+      <w:r>
+        <w:t xml:space="preserve">contenido y apagarlo.</w:t>
+      </w:r>
+    </w:p>
+    <w:bookmarkEnd w:id="30"/>
+    <w:bookmarkEnd w:id="31"/>
+    <w:bookmarkStart w:id="33" w:name="large_blue_circle-bajo"/>
+    <w:p>
+      <w:pPr>
+        <w:pStyle w:val="Heading2"/>
+      </w:pPr>
+      <w:r>
+        <w:t xml:space="preserve">🔵 BAJO</w:t>
+      </w:r>
+    </w:p>
+    <w:bookmarkStart w:id="32" w:name="sec-07--mariadb-104-sin-soporte"/>
+    <w:p>
+      <w:pPr>
+        <w:pStyle w:val="Heading3"/>
+      </w:pPr>
+      <w:r>
+        <w:t xml:space="preserve">SEC-07 — MariaDB 10.4 sin soporte</w:t>
+      </w:r>
+    </w:p>
+    <w:p>
+      <w:pPr>
+        <w:pStyle w:val="FirstParagraph"/>
+      </w:pPr>
+      <w:r>
+        <w:rPr>
+          <w:rStyle w:val="VerbatimChar"/>
+        </w:rPr>
+        <w:t xml:space="preserve">v1_analisis</w:t>
+      </w:r>
+      <w:r>
+        <w:t xml:space="preserve"> </w:t>
+      </w:r>
+      <w:r>
+        <w:t xml:space="preserve">corre MariaDB 10.4, una version fuera de soporte. Al no estar</w:t>
+      </w:r>
+      <w:r>
+        <w:t xml:space="preserve"> </w:t>
+      </w:r>
+      <w:r>
+        <w:t xml:space="preserve">expuesta, el riesgo es acotado, pero es una razon mas para apagarla.</w:t>
+      </w:r>
+    </w:p>
+    <w:bookmarkEnd w:id="32"/>
+    <w:bookmarkEnd w:id="33"/>
+    <w:bookmarkStart w:id="36" w:name="white_circle-informativo"/>
+    <w:p>
+      <w:pPr>
+        <w:pStyle w:val="Heading2"/>
+      </w:pPr>
+      <w:r>
+        <w:t xml:space="preserve">⚪ INFORMATIVO</w:t>
+      </w:r>
+    </w:p>
+    <w:bookmarkStart w:id="34" w:name="X1bde96e557c63a032f93ff46b84ff4e2935c006"/>
+    <w:p>
+      <w:pPr>
+        <w:pStyle w:val="Heading3"/>
+      </w:pPr>
+      <w:r>
+        <w:t xml:space="preserve">SEC-08 — PostgreSQL correctamente limitado</w:t>
+      </w:r>
+    </w:p>
+    <w:p>
+      <w:pPr>
+        <w:pStyle w:val="FirstParagraph"/>
+      </w:pPr>
+      <w:r>
+        <w:rPr>
+          <w:rStyle w:val="VerbatimChar"/>
+        </w:rPr>
+        <w:t xml:space="preserve">ports: "127.0.0.1:5434:5432"</w:t>
+      </w:r>
+      <w:r>
+        <w:t xml:space="preserve"> </w:t>
+      </w:r>
+      <w:r>
+        <w:t xml:space="preserve">—</w:t>
+      </w:r>
+      <w:r>
+        <w:t xml:space="preserve"> </w:t>
+      </w:r>
+      <w:r>
+        <w:rPr>
+          <w:b/>
+          <w:bCs/>
+        </w:rPr>
+        <w:t xml:space="preserve">solo local</w:t>
+      </w:r>
+      <w:r>
+        <w:t xml:space="preserve">, a diferencia de otros</w:t>
+      </w:r>
+      <w:r>
+        <w:t xml:space="preserve"> </w:t>
+      </w:r>
+      <w:r>
+        <w:t xml:space="preserve">proyectos del servidor que publican su base a toda interfaz. Correcto.</w:t>
+      </w:r>
+    </w:p>
+    <w:bookmarkEnd w:id="34"/>
+    <w:bookmarkStart w:id="35" w:name="sec-09--db_password-con-fail-fast"/>
+    <w:p>
+      <w:pPr>
+        <w:pStyle w:val="Heading3"/>
+      </w:pPr>
+      <w:r>
+        <w:t xml:space="preserve">SEC-09 —</w:t>
+      </w:r>
+      <w:r>
+        <w:t xml:space="preserve"> </w:t>
+      </w:r>
+      <w:r>
+        <w:rPr>
+          <w:rStyle w:val="VerbatimChar"/>
+        </w:rPr>
+        <w:t xml:space="preserve">DB_PASSWORD</w:t>
+      </w:r>
+      <w:r>
+        <w:t xml:space="preserve"> </w:t>
+      </w:r>
+      <w:r>
+        <w:t xml:space="preserve">con fail-fast</w:t>
+      </w:r>
+    </w:p>
+    <w:p>
+      <w:pPr>
+        <w:pStyle w:val="FirstParagraph"/>
+      </w:pPr>
+      <w:r>
+        <w:rPr>
+          <w:rStyle w:val="VerbatimChar"/>
+        </w:rPr>
+        <w:t xml:space="preserve">${DB_PASSWORD:?Definir DB_PASSWORD en .env}</w:t>
+      </w:r>
+      <w:r>
+        <w:t xml:space="preserve"> </w:t>
+      </w:r>
+      <w:r>
+        <w:t xml:space="preserve">en los dos servicios.</w:t>
+      </w:r>
+      <w:r>
+        <w:t xml:space="preserve"> </w:t>
+      </w:r>
+      <w:r>
+        <w:rPr>
+          <w:rStyle w:val="VerbatimChar"/>
+        </w:rPr>
+        <w:t xml:space="preserve">SECRET DETECTADO — NO DOCUMENTAR VALOR.</w:t>
+      </w:r>
+    </w:p>
+    <w:bookmarkEnd w:id="35"/>
+    <w:bookmarkEnd w:id="36"/>
+    <w:bookmarkStart w:id="38" w:name="X02f6ae28ca7b3e6ecbff134af1d810fe1479cb9"/>
+    <w:p>
+      <w:pPr>
+        <w:pStyle w:val="Heading2"/>
+      </w:pPr>
+      <w:r>
+        <w:t xml:space="preserve">✅ Hallazgo previo YA CORREGIDO — vale la pena registrarlo</w:t>
+      </w:r>
+    </w:p>
+    <w:p>
+      <w:pPr>
+        <w:pStyle w:val="FirstParagraph"/>
+      </w:pPr>
+      <w:r>
+        <w:t xml:space="preserve">El</w:t>
+      </w:r>
+      <w:r>
+        <w:t xml:space="preserve"> </w:t>
+      </w:r>
+      <w:r>
+        <w:rPr>
+          <w:rStyle w:val="VerbatimChar"/>
+        </w:rPr>
+        <w:t xml:space="preserve">docker-compose.yml</w:t>
+      </w:r>
+      <w:r>
+        <w:t xml:space="preserve"> </w:t>
+      </w:r>
+      <w:r>
+        <w:t xml:space="preserve">documenta en un comentario extenso un incidente real:</w:t>
+      </w:r>
+    </w:p>
+    <w:p>
+      <w:pPr>
+        <w:pStyle w:val="BlockText"/>
+      </w:pPr>
       <w:r>
         <w:rPr>
           <w:i/>
           <w:iCs/>
         </w:rPr>
-        <w:t xml:space="preserve">”</w:t>
-      </w:r>
-    </w:p>
-    <w:p>
-      <w:pPr>
-        <w:pStyle w:val="FirstParagraph"/>
-      </w:pPr>
-      <w:r>
-        <w:t xml:space="preserve">O sea que el riesgo de publicarlo por git</w:t>
-      </w:r>
-      <w:r>
-        <w:t xml:space="preserve"> </w:t>
-      </w:r>
-      <w:r>
-        <w:rPr>
-          <w:b/>
-          <w:bCs/>
-        </w:rPr>
-        <w:t xml:space="preserve">ya esta cerrado</w:t>
-      </w:r>
-      <w:r>
-        <w:t xml:space="preserve">. Lo que queda es</w:t>
-      </w:r>
-      <w:r>
-        <w:t xml:space="preserve"> </w:t>
-      </w:r>
-      <w:r>
-        <w:t xml:space="preserve">el riesgo de perderlo.</w:t>
-      </w:r>
-    </w:p>
-    <w:p>
-      <w:pPr>
-        <w:pStyle w:val="BodyText"/>
-      </w:pPr>
-      <w:r>
-        <w:rPr>
-          <w:b/>
-          <w:bCs/>
-        </w:rPr>
-        <w:t xml:space="preserve">Recomendacion:</w:t>
-      </w:r>
-      <w:r>
-        <w:t xml:space="preserve"> </w:t>
-      </w:r>
-      <w:r>
-        <w:t xml:space="preserve">sacarlo del directorio del proyecto a un almacen de</w:t>
-      </w:r>
-      <w:r>
-        <w:t xml:space="preserve"> </w:t>
-      </w:r>
-      <w:r>
-        <w:t xml:space="preserve">secretos, y conservar copia fuera del servidor. Sin el keystore</w:t>
-      </w:r>
-      <w:r>
-        <w:t xml:space="preserve"> </w:t>
-      </w:r>
-      <w:r>
-        <w:rPr>
-          <w:b/>
-          <w:bCs/>
-        </w:rPr>
-        <w:t xml:space="preserve">no se pueden</w:t>
-      </w:r>
-      <w:r>
-        <w:rPr>
-          <w:b/>
-          <w:bCs/>
-        </w:rPr>
-        <w:t xml:space="preserve"> </w:t>
-      </w:r>
-      <w:r>
-        <w:rPr>
-          <w:b/>
-          <w:bCs/>
-        </w:rPr>
-        <w:t xml:space="preserve">publicar actualizaciones</w:t>
-      </w:r>
-      <w:r>
-        <w:t xml:space="preserve">, asi que perderlo es tan grave como filtrarlo.</w:t>
-      </w:r>
-    </w:p>
-    <w:bookmarkEnd w:id="26"/>
-    <w:bookmarkEnd w:id="27"/>
-    <w:bookmarkStart w:id="31" w:name="medio"/>
-    <w:p>
-      <w:pPr>
-        <w:pStyle w:val="Heading2"/>
-      </w:pPr>
-      <w:r>
-        <w:t xml:space="preserve">🟡 MEDIO</w:t>
-      </w:r>
-    </w:p>
-    <w:bookmarkStart w:id="28" w:name="X9c33260c6800fc8e5f1f7d002ddecc54179a32a"/>
-    <w:p>
-      <w:pPr>
-        <w:pStyle w:val="Heading3"/>
-      </w:pPr>
-      <w:r>
-        <w:t xml:space="preserve">SEC-04 — Sin respaldo automatico verificado</w:t>
-      </w:r>
-    </w:p>
-    <w:p>
-      <w:pPr>
-        <w:pStyle w:val="FirstParagraph"/>
-      </w:pPr>
-      <w:r>
-        <w:t xml:space="preserve">No se encontro cron ni timer para este proyecto. Con 57 tablas, 880 usuarios y</w:t>
-      </w:r>
-      <w:r>
-        <w:t xml:space="preserve"> </w:t>
-      </w:r>
-      <w:r>
-        <w:t xml:space="preserve">12.664 biometrias, es el sistema con mas que perder. Ver</w:t>
-      </w:r>
-      <w:r>
-        <w:t xml:space="preserve"> </w:t>
-      </w:r>
-      <w:r>
-        <w:rPr>
-          <w:rStyle w:val="VerbatimChar"/>
-        </w:rPr>
-        <w:t xml:space="preserve">12_CONTINUIDAD</w:t>
-      </w:r>
-      <w:r>
-        <w:t xml:space="preserve">.</w:t>
-      </w:r>
-    </w:p>
-    <w:bookmarkEnd w:id="28"/>
-    <w:bookmarkStart w:id="29" w:name="X72e60a68f13bad2364fe4b0a041a0169737b57e"/>
-    <w:p>
-      <w:pPr>
-        <w:pStyle w:val="Heading3"/>
-      </w:pPr>
-      <w:r>
-        <w:t xml:space="preserve">SEC-05 — Aislamiento entre instituciones sin verificar</w:t>
-      </w:r>
-    </w:p>
-    <w:p>
-      <w:pPr>
-        <w:pStyle w:val="FirstParagraph"/>
-      </w:pPr>
-      <w:r>
-        <w:t xml:space="preserve">Con ~38.247 vinculos usuario-institucion,</w:t>
-      </w:r>
-      <w:r>
-        <w:t xml:space="preserve"> </w:t>
-      </w:r>
-      <w:r>
-        <w:rPr>
-          <w:b/>
-          <w:bCs/>
-        </w:rPr>
-        <w:t xml:space="preserve">que un usuario no vea datos de una</w:t>
-      </w:r>
-      <w:r>
-        <w:rPr>
-          <w:b/>
-          <w:bCs/>
-        </w:rPr>
-        <w:t xml:space="preserve"> </w:t>
-      </w:r>
-      <w:r>
-        <w:rPr>
-          <w:b/>
-          <w:bCs/>
-        </w:rPr>
-        <w:t xml:space="preserve">institucion que no le corresponde es una regla critica</w:t>
-      </w:r>
-      <w:r>
-        <w:t xml:space="preserve">. Usa</w:t>
-      </w:r>
-      <w:r>
-        <w:t xml:space="preserve"> </w:t>
-      </w:r>
-      <w:r>
-        <w:rPr>
-          <w:rStyle w:val="VerbatimChar"/>
-        </w:rPr>
-        <w:t xml:space="preserve">spatie/laravel-permission</w:t>
-      </w:r>
-      <w:r>
-        <w:t xml:space="preserve">, que es la libreria correcta.</w:t>
-      </w:r>
-    </w:p>
-    <w:p>
-      <w:pPr>
-        <w:pStyle w:val="BlockText"/>
-      </w:pPr>
-      <w:r>
-        <w:rPr>
-          <w:b/>
-          <w:bCs/>
-        </w:rPr>
-        <w:t xml:space="preserve">Verificado el 2026-09-15, y habia fuga.</w:t>
-      </w:r>
-      <w:r>
-        <w:t xml:space="preserve"> </w:t>
-      </w:r>
-      <w:r>
-        <w:rPr>
-          <w:rStyle w:val="VerbatimChar"/>
-        </w:rPr>
-        <w:t xml:space="preserve">RondaDetalleResource</w:t>
-      </w:r>
-      <w:r>
-        <w:t xml:space="preserve"> </w:t>
-      </w:r>
-      <w:r>
-        <w:t xml:space="preserve">e</w:t>
-      </w:r>
-      <w:r>
-        <w:t xml:space="preserve"> </w:t>
-      </w:r>
-      <w:r>
-        <w:rPr>
-          <w:rStyle w:val="VerbatimChar"/>
-        </w:rPr>
-        <w:t xml:space="preserve">InstitucionMarcadoresResource</w:t>
-      </w:r>
-      <w:r>
-        <w:t xml:space="preserve"> </w:t>
-      </w:r>
-      <w:r>
-        <w:t xml:space="preserve">filtraban</w:t>
-      </w:r>
-      <w:r>
-        <w:t xml:space="preserve"> </w:t>
-      </w:r>
-      <w:r>
-        <w:rPr>
-          <w:b/>
-          <w:bCs/>
-        </w:rPr>
-        <w:t xml:space="preserve">solo por el parametro de la URL</w:t>
-      </w:r>
-      <w:r>
-        <w:t xml:space="preserve">,</w:t>
-      </w:r>
-      <w:r>
-        <w:t xml:space="preserve"> </w:t>
-      </w:r>
-      <w:r>
-        <w:t xml:space="preserve">sin mirar el perfil. Con ids consecutivos, un Supervisor leia el detalle de las</w:t>
-      </w:r>
-      <w:r>
-        <w:t xml:space="preserve"> </w:t>
-      </w:r>
-      <w:r>
-        <w:t xml:space="preserve">rondas de otro cliente –hora, foto y coordenadas de cada punto– y en</w:t>
-      </w:r>
-      <w:r>
-        <w:t xml:space="preserve"> </w:t>
-      </w:r>
-      <w:r>
-        <w:t xml:space="preserve">marcadores, que es editable,</w:t>
-      </w:r>
-      <w:r>
-        <w:t xml:space="preserve"> </w:t>
-      </w:r>
-      <w:r>
-        <w:rPr>
-          <w:b/>
-          <w:bCs/>
-        </w:rPr>
-        <w:t xml:space="preserve">podia mover las coordenadas de los QR de otro</w:t>
-      </w:r>
-      <w:r>
-        <w:rPr>
-          <w:b/>
-          <w:bCs/>
-        </w:rPr>
-        <w:t xml:space="preserve"> </w:t>
-      </w:r>
-      <w:r>
-        <w:rPr>
-          <w:b/>
-          <w:bCs/>
-        </w:rPr>
-        <w:t xml:space="preserve">cliente</w:t>
-      </w:r>
-      <w:r>
-        <w:t xml:space="preserve">, lo que hace fallar la validacion de cercania de ese local sin dejar</w:t>
-      </w:r>
-      <w:r>
-        <w:t xml:space="preserve"> </w:t>
-      </w:r>
-      <w:r>
-        <w:t xml:space="preserve">rastro. Habia ademas una segunda via: el formulario de marcadores lleva el</w:t>
-      </w:r>
-      <w:r>
-        <w:t xml:space="preserve"> </w:t>
-      </w:r>
-      <w:r>
-        <w:t xml:space="preserve">local en un campo oculto, asi que se podia</w:t>
-      </w:r>
-      <w:r>
-        <w:t xml:space="preserve"> </w:t>
-      </w:r>
-      <w:r>
-        <w:rPr>
-          <w:b/>
-          <w:bCs/>
-        </w:rPr>
-        <w:t xml:space="preserve">crear</w:t>
-      </w:r>
-      <w:r>
-        <w:t xml:space="preserve"> </w:t>
-      </w:r>
-      <w:r>
-        <w:t xml:space="preserve">uno en un local ajeno.</w:t>
-      </w:r>
-    </w:p>
-    <w:p>
-      <w:pPr>
-        <w:pStyle w:val="BlockText"/>
-      </w:pPr>
-      <w:r>
-        <w:t xml:space="preserve">Cerrado con</w:t>
-      </w:r>
-      <w:r>
-        <w:t xml:space="preserve"> </w:t>
-      </w:r>
-      <w:r>
-        <w:rPr>
-          <w:rStyle w:val="VerbatimChar"/>
-        </w:rPr>
-        <w:t xml:space="preserve">PerfilPanel::localesVisibles()</w:t>
-      </w:r>
-      <w:r>
-        <w:t xml:space="preserve">, que resuelve los dos alcances en</w:t>
-      </w:r>
-      <w:r>
-        <w:t xml:space="preserve"> </w:t>
-      </w:r>
-      <w:r>
-        <w:t xml:space="preserve">un solo lugar, y 12 tests. El patron estaba copiado recurso por recurso:</w:t>
-      </w:r>
-      <w:r>
-        <w:t xml:space="preserve"> </w:t>
-      </w:r>
-      <w:r>
-        <w:rPr>
-          <w:b/>
-          <w:bCs/>
-        </w:rPr>
-        <w:t xml:space="preserve">el</w:t>
-      </w:r>
-      <w:r>
-        <w:rPr>
-          <w:b/>
-          <w:bCs/>
-        </w:rPr>
-        <w:t xml:space="preserve"> </w:t>
-      </w:r>
-      <w:r>
-        <w:rPr>
-          <w:b/>
-          <w:bCs/>
-        </w:rPr>
-        <w:t xml:space="preserve">agujero estaba justo donde no se habia copiado.</w:t>
-      </w:r>
-    </w:p>
-    <w:bookmarkEnd w:id="29"/>
-    <w:bookmarkStart w:id="30" w:name="X97f741d613a9ab76d1f63e1a80de5a928604168"/>
-    <w:p>
-      <w:pPr>
-        <w:pStyle w:val="Heading3"/>
-      </w:pPr>
-      <w:r>
-        <w:t xml:space="preserve">SEC-06 — Contenedor</w:t>
-      </w:r>
-      <w:r>
-        <w:t xml:space="preserve"> </w:t>
-      </w:r>
-      <w:r>
-        <w:rPr>
-          <w:rStyle w:val="VerbatimChar"/>
-        </w:rPr>
-        <w:t xml:space="preserve">v1_analisis</w:t>
-      </w:r>
-      <w:r>
-        <w:t xml:space="preserve"> </w:t>
-      </w:r>
-      <w:r>
-        <w:t xml:space="preserve">suelto y sin control</w:t>
-      </w:r>
-    </w:p>
-    <w:p>
-      <w:pPr>
-        <w:pStyle w:val="FirstParagraph"/>
-      </w:pPr>
-      <w:r>
-        <w:t xml:space="preserve">MariaDB 10.4 (</w:t>
-      </w:r>
-      <w:r>
-        <w:rPr>
-          <w:b/>
-          <w:bCs/>
-        </w:rPr>
-        <w:t xml:space="preserve">version antigua</w:t>
-      </w:r>
-      <w:r>
-        <w:t xml:space="preserve">), creado el 2026-09-07,</w:t>
-      </w:r>
-      <w:r>
-        <w:t xml:space="preserve"> </w:t>
-      </w:r>
-      <w:r>
-        <w:rPr>
-          <w:b/>
-          <w:bCs/>
-        </w:rPr>
-        <w:t xml:space="preserve">sin proyecto</w:t>
-      </w:r>
-      <w:r>
-        <w:rPr>
-          <w:b/>
-          <w:bCs/>
-        </w:rPr>
-        <w:t xml:space="preserve"> </w:t>
-      </w:r>
-      <w:r>
-        <w:rPr>
-          <w:b/>
-          <w:bCs/>
-        </w:rPr>
-        <w:t xml:space="preserve">compose</w:t>
-      </w:r>
-      <w:r>
-        <w:t xml:space="preserve">, con la base V1 heredada. No aparece en ningun</w:t>
-      </w:r>
-      <w:r>
-        <w:t xml:space="preserve"> </w:t>
-      </w:r>
-      <w:r>
-        <w:rPr>
-          <w:rStyle w:val="VerbatimChar"/>
-        </w:rPr>
-        <w:t xml:space="preserve">docker-compose.yml</w:t>
-      </w:r>
-      <w:r>
-        <w:t xml:space="preserve">,</w:t>
-      </w:r>
-      <w:r>
-        <w:t xml:space="preserve"> </w:t>
-      </w:r>
-      <w:r>
-        <w:t xml:space="preserve">asi que</w:t>
-      </w:r>
-      <w:r>
-        <w:t xml:space="preserve"> </w:t>
-      </w:r>
-      <w:r>
-        <w:rPr>
-          <w:b/>
-          <w:bCs/>
-        </w:rPr>
-        <w:t xml:space="preserve">no se recrea ni se respalda con el resto</w:t>
-      </w:r>
-      <w:r>
-        <w:t xml:space="preserve">.</w:t>
-      </w:r>
-    </w:p>
-    <w:p>
-      <w:pPr>
-        <w:pStyle w:val="BodyText"/>
-      </w:pPr>
-      <w:r>
-        <w:rPr>
-          <w:b/>
-          <w:bCs/>
-        </w:rPr>
-        <w:t xml:space="preserve">Atenuante:</w:t>
-      </w:r>
-      <w:r>
-        <w:t xml:space="preserve"> </w:t>
-      </w:r>
-      <w:r>
-        <w:t xml:space="preserve">no publica puertos; solo es accesible desde la red Docker.</w:t>
-      </w:r>
-    </w:p>
-    <w:p>
-      <w:pPr>
-        <w:pStyle w:val="BodyText"/>
-      </w:pPr>
-      <w:r>
-        <w:rPr>
-          <w:b/>
-          <w:bCs/>
-        </w:rPr>
-        <w:t xml:space="preserve">Recomendacion:</w:t>
-      </w:r>
-      <w:r>
-        <w:t xml:space="preserve"> </w:t>
-      </w:r>
-      <w:r>
-        <w:t xml:space="preserve">definir si la migracion concluyo. Si si, respaldar su</w:t>
-      </w:r>
-      <w:r>
-        <w:t xml:space="preserve"> </w:t>
-      </w:r>
-      <w:r>
-        <w:t xml:space="preserve">contenido y apagarlo.</w:t>
-      </w:r>
-    </w:p>
-    <w:bookmarkEnd w:id="30"/>
-    <w:bookmarkEnd w:id="31"/>
-    <w:bookmarkStart w:id="33" w:name="bajo"/>
-    <w:p>
-      <w:pPr>
-        <w:pStyle w:val="Heading2"/>
-      </w:pPr>
-      <w:r>
-        <w:t xml:space="preserve">🔵 BAJO</w:t>
-      </w:r>
-    </w:p>
-    <w:bookmarkStart w:id="32" w:name="sec-07-mariadb-10.4-sin-soporte"/>
-    <w:p>
-      <w:pPr>
-        <w:pStyle w:val="Heading3"/>
-      </w:pPr>
-      <w:r>
-        <w:t xml:space="preserve">SEC-07 — MariaDB 10.4 sin soporte</w:t>
-      </w:r>
-    </w:p>
-    <w:p>
-      <w:pPr>
-        <w:pStyle w:val="FirstParagraph"/>
-      </w:pPr>
-      <w:r>
-        <w:rPr>
-          <w:rStyle w:val="VerbatimChar"/>
-        </w:rPr>
-        <w:t xml:space="preserve">v1_analisis</w:t>
-      </w:r>
-      <w:r>
-        <w:t xml:space="preserve"> </w:t>
-      </w:r>
-      <w:r>
-        <w:t xml:space="preserve">corre MariaDB 10.4, una version fuera de soporte. Al no estar</w:t>
-      </w:r>
-      <w:r>
-        <w:t xml:space="preserve"> </w:t>
-      </w:r>
-      <w:r>
-        <w:t xml:space="preserve">expuesta, el riesgo es acotado, pero es una razon mas para apagarla.</w:t>
-      </w:r>
-    </w:p>
-    <w:bookmarkEnd w:id="32"/>
-    <w:bookmarkEnd w:id="33"/>
-    <w:bookmarkStart w:id="36" w:name="informativo"/>
-    <w:p>
-      <w:pPr>
-        <w:pStyle w:val="Heading2"/>
-      </w:pPr>
-      <w:r>
-        <w:t xml:space="preserve">⚪ INFORMATIVO</w:t>
-      </w:r>
-    </w:p>
-    <w:bookmarkStart w:id="34" w:name="sec-08-postgresql-correctamente-limitado"/>
-    <w:p>
-      <w:pPr>
-        <w:pStyle w:val="Heading3"/>
-      </w:pPr>
-      <w:r>
-        <w:t xml:space="preserve">SEC-08 — PostgreSQL correctamente limitado</w:t>
-      </w:r>
-    </w:p>
-    <w:p>
-      <w:pPr>
-        <w:pStyle w:val="FirstParagraph"/>
-      </w:pPr>
-      <w:r>
-        <w:rPr>
-          <w:rStyle w:val="VerbatimChar"/>
-        </w:rPr>
-        <w:t xml:space="preserve">ports: "127.0.0.1:5434:5432"</w:t>
-      </w:r>
-      <w:r>
-        <w:t xml:space="preserve"> </w:t>
-      </w:r>
-      <w:r>
-        <w:t xml:space="preserve">—</w:t>
-      </w:r>
-      <w:r>
-        <w:t xml:space="preserve"> </w:t>
-      </w:r>
-      <w:r>
-        <w:rPr>
-          <w:b/>
-          <w:bCs/>
-        </w:rPr>
-        <w:t xml:space="preserve">solo local</w:t>
-      </w:r>
-      <w:r>
-        <w:t xml:space="preserve">, a diferencia de otros</w:t>
-      </w:r>
-      <w:r>
-        <w:t xml:space="preserve"> </w:t>
-      </w:r>
-      <w:r>
-        <w:t xml:space="preserve">proyectos del servidor que publican su base a toda interfaz. Correcto.</w:t>
-      </w:r>
-    </w:p>
-    <w:bookmarkEnd w:id="34"/>
-    <w:bookmarkStart w:id="35" w:name="sec-09-db_password-con-fail-fast"/>
-    <w:p>
-      <w:pPr>
-        <w:pStyle w:val="Heading3"/>
-      </w:pPr>
-      <w:r>
-        <w:t xml:space="preserve">SEC-09 —</w:t>
-      </w:r>
-      <w:r>
-        <w:t xml:space="preserve"> </w:t>
-      </w:r>
-      <w:r>
-        <w:rPr>
-          <w:rStyle w:val="VerbatimChar"/>
-        </w:rPr>
-        <w:t xml:space="preserve">DB_PASSWORD</w:t>
-      </w:r>
-      <w:r>
-        <w:t xml:space="preserve"> </w:t>
-      </w:r>
-      <w:r>
-        <w:t xml:space="preserve">con fail-fast</w:t>
-      </w:r>
-    </w:p>
-    <w:p>
-      <w:pPr>
-        <w:pStyle w:val="FirstParagraph"/>
-      </w:pPr>
-      <w:r>
-        <w:rPr>
-          <w:rStyle w:val="VerbatimChar"/>
-        </w:rPr>
-        <w:t xml:space="preserve">${DB_PASSWORD:?Definir DB_PASSWORD en .env}</w:t>
-      </w:r>
-      <w:r>
-        <w:t xml:space="preserve"> </w:t>
-      </w:r>
-      <w:r>
-        <w:t xml:space="preserve">en los dos servicios.</w:t>
-      </w:r>
-      <w:r>
-        <w:t xml:space="preserve"> </w:t>
-      </w:r>
-      <w:r>
-        <w:rPr>
-          <w:rStyle w:val="VerbatimChar"/>
-        </w:rPr>
-        <w:t xml:space="preserve">SECRET DETECTADO — NO DOCUMENTAR VALOR.</w:t>
-      </w:r>
-    </w:p>
-    <w:bookmarkEnd w:id="35"/>
-    <w:bookmarkEnd w:id="36"/>
-    <w:bookmarkStart w:id="38" w:name="X5815d1fa457cb2494f99575d8cd7dcabfa56f40"/>
-    <w:p>
-      <w:pPr>
-        <w:pStyle w:val="Heading2"/>
-      </w:pPr>
-      <w:r>
-        <w:t xml:space="preserve">✅ Hallazgo previo YA CORREGIDO — vale la pena registrarlo</w:t>
-      </w:r>
-    </w:p>
-    <w:p>
-      <w:pPr>
-        <w:pStyle w:val="FirstParagraph"/>
-      </w:pPr>
-      <w:r>
-        <w:t xml:space="preserve">El</w:t>
-      </w:r>
-      <w:r>
-        <w:t xml:space="preserve"> </w:t>
-      </w:r>
-      <w:r>
-        <w:rPr>
-          <w:rStyle w:val="VerbatimChar"/>
-        </w:rPr>
-        <w:t xml:space="preserve">docker-compose.yml</w:t>
-      </w:r>
-      <w:r>
-        <w:t xml:space="preserve"> </w:t>
-      </w:r>
-      <w:r>
-        <w:t xml:space="preserve">documenta en un comentario extenso un incidente real:</w:t>
-      </w:r>
-    </w:p>
-    <w:p>
-      <w:pPr>
-        <w:pStyle w:val="BlockText"/>
-      </w:pPr>
+        <w:t xml:space="preserve">"Estaba en</w:t>
+      </w:r>
       <w:r>
         <w:rPr>
           <w:i/>
           <w:iCs/>
         </w:rPr>
-        <w:t xml:space="preserve">“</w:t>
-      </w:r>
-      <w:r>
-        <w:rPr>
+        <w:t xml:space="preserve"> </w:t>
+      </w:r>
+      <w:r>
+        <w:rPr>
+          <w:rStyle w:val="VerbatimChar"/>
           <w:i/>
           <w:iCs/>
         </w:rPr>
-        <w:t xml:space="preserve">Estaba en</w:t>
+        <w:t xml:space="preserve">local</w:t>
       </w:r>
       <w:r>
         <w:rPr>
@@ -2811,11 +3373,10 @@
       </w:r>
       <w:r>
         <w:rPr>
-          <w:rStyle w:val="VerbatimChar"/>
           <w:i/>
           <w:iCs/>
         </w:rPr>
-        <w:t xml:space="preserve">local</w:t>
+        <w:t xml:space="preserve">con</w:t>
       </w:r>
       <w:r>
         <w:rPr>
@@ -2826,32 +3387,32 @@
       </w:r>
       <w:r>
         <w:rPr>
+          <w:rStyle w:val="VerbatimChar"/>
           <w:i/>
           <w:iCs/>
         </w:rPr>
-        <w:t xml:space="preserve">con</w:t>
+        <w:t xml:space="preserve">APP_DEBUG: "true"</w:t>
       </w:r>
       <w:r>
         <w:rPr>
           <w:i/>
           <w:iCs/>
         </w:rPr>
-        <w:t xml:space="preserve"> </w:t>
-      </w:r>
-      <w:r>
-        <w:rPr>
-          <w:rStyle w:val="VerbatimChar"/>
+        <w:t xml:space="preserve">, y esto es produccion expuesta en</w:t>
+      </w:r>
+      <w:r>
+        <w:rPr>
           <w:i/>
           <w:iCs/>
         </w:rPr>
-        <w:t xml:space="preserve">APP_DEBUG: "true"</w:t>
+        <w:t xml:space="preserve"> </w:t>
       </w:r>
       <w:r>
         <w:rPr>
           <w:i/>
           <w:iCs/>
         </w:rPr>
-        <w:t xml:space="preserve">, y esto es produccion expuesta en</w:t>
+        <w:t xml:space="preserve">dos IP publicas. Con el modo depuracion encendido, cualquier error 500</w:t>
       </w:r>
       <w:r>
         <w:rPr>
@@ -2865,28 +3426,112 @@
           <w:i/>
           <w:iCs/>
         </w:rPr>
-        <w:t xml:space="preserve">dos IP publicas. Con el modo depuracion encendido, cualquier error 500</w:t>
+        <w:t xml:space="preserve">devuelve la traza completa (...) incluida la contraseña de la base."</w:t>
+      </w:r>
+    </w:p>
+    <w:p>
+      <w:pPr>
+        <w:pStyle w:val="FirstParagraph"/>
+      </w:pPr>
+      <w:r>
+        <w:rPr>
+          <w:b/>
+          <w:bCs/>
+        </w:rPr>
+        <w:t xml:space="preserve">Verificado hoy:</w:t>
+      </w:r>
+      <w:r>
+        <w:t xml:space="preserve"> </w:t>
+      </w:r>
+      <w:r>
+        <w:t xml:space="preserve">el contenedor corre con</w:t>
+      </w:r>
+      <w:r>
+        <w:t xml:space="preserve"> </w:t>
+      </w:r>
+      <w:r>
+        <w:rPr>
+          <w:rStyle w:val="VerbatimChar"/>
+        </w:rPr>
+        <w:t xml:space="preserve">APP_ENV=production</w:t>
+      </w:r>
+      <w:r>
+        <w:t xml:space="preserve"> </w:t>
+      </w:r>
+      <w:r>
+        <w:t xml:space="preserve">y</w:t>
+      </w:r>
+      <w:r>
+        <w:t xml:space="preserve"> </w:t>
+      </w:r>
+      <w:r>
+        <w:rPr>
+          <w:rStyle w:val="VerbatimChar"/>
+        </w:rPr>
+        <w:t xml:space="preserve">APP_DEBUG=false</w:t>
+      </w:r>
+      <w:r>
+        <w:t xml:space="preserve">.</w:t>
+      </w:r>
+      <w:r>
+        <w:t xml:space="preserve"> </w:t>
+      </w:r>
+      <w:r>
+        <w:rPr>
+          <w:b/>
+          <w:bCs/>
+        </w:rPr>
+        <w:t xml:space="preserve">La fuga esta cerrada.</w:t>
+      </w:r>
+    </w:p>
+    <w:p>
+      <w:pPr>
+        <w:pStyle w:val="BodyText"/>
+      </w:pPr>
+      <w:r>
+        <w:t xml:space="preserve">El comentario ademas advierte algo que conviene no olvidar:</w:t>
+      </w:r>
+      <w:r>
+        <w:t xml:space="preserve"> </w:t>
       </w:r>
       <w:r>
         <w:rPr>
           <w:i/>
           <w:iCs/>
         </w:rPr>
-        <w:t xml:space="preserve"> </w:t>
+        <w:t xml:space="preserve">"estos valores</w:t>
       </w:r>
       <w:r>
         <w:rPr>
           <w:i/>
           <w:iCs/>
         </w:rPr>
-        <w:t xml:space="preserve">devuelve la traza completa (…) incluida la contraseña de la base.</w:t>
+        <w:t xml:space="preserve"> </w:t>
       </w:r>
       <w:r>
         <w:rPr>
           <w:i/>
           <w:iCs/>
         </w:rPr>
-        <w:t xml:space="preserve">”</w:t>
+        <w:t xml:space="preserve">pisan al .env, asi que cambiar solo el archivo no alcanza"</w:t>
+      </w:r>
+      <w:r>
+        <w:t xml:space="preserve">. Es exacto, y es la</w:t>
+      </w:r>
+      <w:r>
+        <w:t xml:space="preserve"> </w:t>
+      </w:r>
+      <w:r>
+        <w:t xml:space="preserve">clase de trampa que hace perder horas.</w:t>
+      </w:r>
+    </w:p>
+    <w:bookmarkStart w:id="37" w:name="X11af1fd648672d9298b600f189e9a51a97a7688"/>
+    <w:p>
+      <w:pPr>
+        <w:pStyle w:val="Heading3"/>
+      </w:pPr>
+      <w:r>
+        <w:t xml:space="preserve">✅ El webhook de WhatsApp, bien resuelto</w:t>
       </w:r>
     </w:p>
     <w:p>
@@ -2894,62 +3539,61 @@
         <w:pStyle w:val="FirstParagraph"/>
       </w:pPr>
       <w:r>
-        <w:rPr>
-          <w:b/>
-          <w:bCs/>
-        </w:rPr>
-        <w:t xml:space="preserve">Verificado hoy:</w:t>
-      </w:r>
-      <w:r>
-        <w:t xml:space="preserve"> </w:t>
-      </w:r>
-      <w:r>
-        <w:t xml:space="preserve">el contenedor corre con</w:t>
-      </w:r>
-      <w:r>
-        <w:t xml:space="preserve"> </w:t>
-      </w:r>
-      <w:r>
-        <w:rPr>
-          <w:rStyle w:val="VerbatimChar"/>
-        </w:rPr>
-        <w:t xml:space="preserve">APP_ENV=production</w:t>
-      </w:r>
-      <w:r>
-        <w:t xml:space="preserve"> </w:t>
-      </w:r>
-      <w:r>
-        <w:t xml:space="preserve">y</w:t>
-      </w:r>
-      <w:r>
-        <w:t xml:space="preserve"> </w:t>
-      </w:r>
-      <w:r>
-        <w:rPr>
-          <w:rStyle w:val="VerbatimChar"/>
-        </w:rPr>
-        <w:t xml:space="preserve">APP_DEBUG=false</w:t>
-      </w:r>
-      <w:r>
-        <w:t xml:space="preserve">.</w:t>
-      </w:r>
-      <w:r>
-        <w:t xml:space="preserve"> </w:t>
-      </w:r>
-      <w:r>
-        <w:rPr>
-          <w:b/>
-          <w:bCs/>
-        </w:rPr>
-        <w:t xml:space="preserve">La fuga esta cerrada.</w:t>
-      </w:r>
-    </w:p>
-    <w:p>
-      <w:pPr>
-        <w:pStyle w:val="BodyText"/>
-      </w:pPr>
-      <w:r>
-        <w:t xml:space="preserve">El comentario ademas advierte algo que conviene no olvidar:</w:t>
+        <w:t xml:space="preserve">Contrasta con el resto y merece registrarse.</w:t>
+      </w:r>
+      <w:r>
+        <w:t xml:space="preserve"> </w:t>
+      </w:r>
+      <w:r>
+        <w:rPr>
+          <w:rStyle w:val="VerbatimChar"/>
+        </w:rPr>
+        <w:t xml:space="preserve">POST /api/whatsapp/webhook/{token}</w:t>
+      </w:r>
+      <w:r>
+        <w:t xml:space="preserve"> </w:t>
+      </w:r>
+      <w:r>
+        <w:t xml:space="preserve">compara el token con</w:t>
+      </w:r>
+      <w:r>
+        <w:t xml:space="preserve"> </w:t>
+      </w:r>
+      <w:r>
+        <w:rPr>
+          <w:rStyle w:val="VerbatimChar"/>
+          <w:b/>
+          <w:bCs/>
+        </w:rPr>
+        <w:t xml:space="preserve">hash_equals</w:t>
+      </w:r>
+      <w:r>
+        <w:t xml:space="preserve"> </w:t>
+      </w:r>
+      <w:r>
+        <w:t xml:space="preserve">(resistente a ataques de tiempo) y responde</w:t>
+      </w:r>
+      <w:r>
+        <w:t xml:space="preserve"> </w:t>
+      </w:r>
+      <w:r>
+        <w:rPr>
+          <w:b/>
+          <w:bCs/>
+        </w:rPr>
+        <w:t xml:space="preserve">404</w:t>
+      </w:r>
+      <w:r>
+        <w:t xml:space="preserve"> </w:t>
+      </w:r>
+      <w:r>
+        <w:t xml:space="preserve">si no hay token configurado.</w:t>
+      </w:r>
+      <w:r>
+        <w:t xml:space="preserve"> </w:t>
+      </w:r>
+      <w:r>
+        <w:t xml:space="preserve">El comentario del codigo explica la decision:</w:t>
       </w:r>
       <w:r>
         <w:t xml:space="preserve"> </w:t>
@@ -2959,167 +3603,35 @@
           <w:i/>
           <w:iCs/>
         </w:rPr>
-        <w:t xml:space="preserve">“</w:t>
+        <w:t xml:space="preserve">"Sin token configurado el</w:t>
       </w:r>
       <w:r>
         <w:rPr>
           <w:i/>
           <w:iCs/>
         </w:rPr>
-        <w:t xml:space="preserve">estos valores</w:t>
+        <w:t xml:space="preserve"> </w:t>
       </w:r>
       <w:r>
         <w:rPr>
           <w:i/>
           <w:iCs/>
         </w:rPr>
-        <w:t xml:space="preserve"> </w:t>
+        <w:t xml:space="preserve">webhook no existe: es una puerta abierta a que cualquiera simule respuestas de</w:t>
       </w:r>
       <w:r>
         <w:rPr>
           <w:i/>
           <w:iCs/>
         </w:rPr>
-        <w:t xml:space="preserve">pisan al .env, asi que cambiar solo el archivo no alcanza</w:t>
+        <w:t xml:space="preserve"> </w:t>
       </w:r>
       <w:r>
         <w:rPr>
           <w:i/>
           <w:iCs/>
         </w:rPr>
-        <w:t xml:space="preserve">”</w:t>
-      </w:r>
-      <w:r>
-        <w:t xml:space="preserve">. Es exacto, y es la</w:t>
-      </w:r>
-      <w:r>
-        <w:t xml:space="preserve"> </w:t>
-      </w:r>
-      <w:r>
-        <w:t xml:space="preserve">clase de trampa que hace perder horas.</w:t>
-      </w:r>
-    </w:p>
-    <w:bookmarkStart w:id="37" w:name="el-webhook-de-whatsapp-bien-resuelto"/>
-    <w:p>
-      <w:pPr>
-        <w:pStyle w:val="Heading3"/>
-      </w:pPr>
-      <w:r>
-        <w:t xml:space="preserve">✅ El webhook de WhatsApp, bien resuelto</w:t>
-      </w:r>
-    </w:p>
-    <w:p>
-      <w:pPr>
-        <w:pStyle w:val="FirstParagraph"/>
-      </w:pPr>
-      <w:r>
-        <w:t xml:space="preserve">Contrasta con el resto y merece registrarse.</w:t>
-      </w:r>
-      <w:r>
-        <w:t xml:space="preserve"> </w:t>
-      </w:r>
-      <w:r>
-        <w:rPr>
-          <w:rStyle w:val="VerbatimChar"/>
-        </w:rPr>
-        <w:t xml:space="preserve">POST /api/whatsapp/webhook/{token}</w:t>
-      </w:r>
-      <w:r>
-        <w:t xml:space="preserve"> </w:t>
-      </w:r>
-      <w:r>
-        <w:t xml:space="preserve">compara el token con</w:t>
-      </w:r>
-      <w:r>
-        <w:t xml:space="preserve"> </w:t>
-      </w:r>
-      <w:r>
-        <w:rPr>
-          <w:rStyle w:val="VerbatimChar"/>
-          <w:b/>
-          <w:bCs/>
-        </w:rPr>
-        <w:t xml:space="preserve">hash_equals</w:t>
-      </w:r>
-      <w:r>
-        <w:t xml:space="preserve"> </w:t>
-      </w:r>
-      <w:r>
-        <w:t xml:space="preserve">(resistente a ataques de tiempo) y responde</w:t>
-      </w:r>
-      <w:r>
-        <w:t xml:space="preserve"> </w:t>
-      </w:r>
-      <w:r>
-        <w:rPr>
-          <w:b/>
-          <w:bCs/>
-        </w:rPr>
-        <w:t xml:space="preserve">404</w:t>
-      </w:r>
-      <w:r>
-        <w:t xml:space="preserve"> </w:t>
-      </w:r>
-      <w:r>
-        <w:t xml:space="preserve">si no hay token configurado.</w:t>
-      </w:r>
-      <w:r>
-        <w:t xml:space="preserve"> </w:t>
-      </w:r>
-      <w:r>
-        <w:t xml:space="preserve">El comentario del codigo explica la decision:</w:t>
-      </w:r>
-      <w:r>
-        <w:t xml:space="preserve"> </w:t>
-      </w:r>
-      <w:r>
-        <w:rPr>
-          <w:i/>
-          <w:iCs/>
-        </w:rPr>
-        <w:t xml:space="preserve">“</w:t>
-      </w:r>
-      <w:r>
-        <w:rPr>
-          <w:i/>
-          <w:iCs/>
-        </w:rPr>
-        <w:t xml:space="preserve">Sin token configurado el</w:t>
-      </w:r>
-      <w:r>
-        <w:rPr>
-          <w:i/>
-          <w:iCs/>
-        </w:rPr>
-        <w:t xml:space="preserve"> </w:t>
-      </w:r>
-      <w:r>
-        <w:rPr>
-          <w:i/>
-          <w:iCs/>
-        </w:rPr>
-        <w:t xml:space="preserve">webhook no existe: es una puerta abierta a que cualquiera simule respuestas de</w:t>
-      </w:r>
-      <w:r>
-        <w:rPr>
-          <w:i/>
-          <w:iCs/>
-        </w:rPr>
-        <w:t xml:space="preserve"> </w:t>
-      </w:r>
-      <w:r>
-        <w:rPr>
-          <w:i/>
-          <w:iCs/>
-        </w:rPr>
-        <w:t xml:space="preserve">guardias.</w:t>
-      </w:r>
-      <w:r>
-        <w:rPr>
-          <w:i/>
-          <w:iCs/>
-        </w:rPr>
-        <w:t xml:space="preserve">”</w:t>
+        <w:t xml:space="preserve">guardias."</w:t>
       </w:r>
     </w:p>
     <w:p>
@@ -3324,6 +3836,53 @@
       </w:r>
       <w:r>
         <w:t xml:space="preserve">.</w:t>
+      </w:r>
+    </w:p>
+    <w:p>
+      <w:pPr>
+        <w:pStyle w:val="Compact"/>
+        <w:numPr>
+          <w:ilvl w:val="0"/>
+          <w:numId w:val="1003"/>
+        </w:numPr>
+      </w:pPr>
+      <w:r>
+        <w:rPr>
+          <w:b/>
+          <w:bCs/>
+        </w:rPr>
+        <w:t xml:space="preserve">Healthcheck propio del backend</w:t>
+      </w:r>
+      <w:r>
+        <w:t xml:space="preserve"> </w:t>
+      </w:r>
+      <w:r>
+        <w:t xml:space="preserve">(</w:t>
+      </w:r>
+      <w:r>
+        <w:rPr>
+          <w:rStyle w:val="VerbatimChar"/>
+        </w:rPr>
+        <w:t xml:space="preserve">docker/php/healthcheck.php</w:t>
+      </w:r>
+      <w:r>
+        <w:t xml:space="preserve">), agregado el</w:t>
+      </w:r>
+      <w:r>
+        <w:t xml:space="preserve"> </w:t>
+      </w:r>
+      <w:r>
+        <w:t xml:space="preserve">2026-09-17.</w:t>
+      </w:r>
+      <w:r>
+        <w:t xml:space="preserve"> </w:t>
+      </w:r>
+      <w:r>
+        <w:rPr>
+          <w:b/>
+          <w:bCs/>
+        </w:rPr>
+        <w:t xml:space="preserve">nginx sigue sin uno.</w:t>
       </w:r>
     </w:p>
     <w:p>
